--- a/p1/reports/final/P1_FINAL_REPORT.docx
+++ b/p1/reports/final/P1_FINAL_REPORT.docx
@@ -1789,6 +1789,9 @@
         <w:rPr/>
         <w:t>给出符号、坐标帧与单位；这些约定直接影响代价的数值尺度。</w:t>
       </w:r>
+      <w:r>
+        <w:br w:type="page"/>
+      </w:r>
     </w:p>
     <w:tbl>
       <w:tblPr>
@@ -1826,6 +1829,7 @@
           <w:p>
             <w:pPr>
               <w:pStyle w:val="Style28"/>
+              <w:pageBreakBefore/>
               <w:suppressLineNumbers/>
               <w:bidi w:val="0"/>
               <w:spacing w:before="60" w:after="60"/>
@@ -5336,15 +5340,7 @@
       </w:r>
       <w:r>
         <w:rPr/>
-        <w:t>的参数表）。频域采样（</w:t>
-      </w:r>
-      <w:r>
-        <w:rPr/>
-        <w:t>§9.3</w:t>
-      </w:r>
-      <w:r>
-        <w:rPr/>
-        <w:t xml:space="preserve">）保留 </w:t>
+        <w:t xml:space="preserve">的参数表）。频域采样保留 </w:t>
       </w:r>
       <w:r>
         <w:rPr>
@@ -5368,7 +5364,31 @@
       </w:r>
       <w:r>
         <w:rPr/>
-        <w:t>。</w:t>
+        <w:t xml:space="preserve">（见 </w:t>
+      </w:r>
+      <w:r>
+        <w:rPr/>
+        <w:t xml:space="preserve">§9.3 </w:t>
+      </w:r>
+      <w:r>
+        <w:rPr/>
+        <w:t xml:space="preserve">的工程选择，及 </w:t>
+      </w:r>
+      <w:r>
+        <w:rPr/>
+        <w:t xml:space="preserve">§12.2 </w:t>
+      </w:r>
+      <w:r>
+        <w:rPr/>
+        <w:t xml:space="preserve">第 </w:t>
+      </w:r>
+      <w:r>
+        <w:rPr/>
+        <w:t xml:space="preserve">4 </w:t>
+      </w:r>
+      <w:r>
+        <w:rPr/>
+        <w:t>项）。</w:t>
       </w:r>
     </w:p>
     <w:p>
@@ -5806,7 +5826,15 @@
       </w:r>
       <w:r>
         <w:rPr/>
-        <w:t>§12.4</w:t>
+        <w:t xml:space="preserve">§6.3 </w:t>
+      </w:r>
+      <w:r>
+        <w:rPr/>
+        <w:t xml:space="preserve">与 </w:t>
+      </w:r>
+      <w:r>
+        <w:rPr/>
+        <w:t>§12.2</w:t>
       </w:r>
       <w:r>
         <w:rPr/>
@@ -13340,1118 +13368,6 @@
     </w:p>
     <w:p>
       <w:pPr>
-        <w:pStyle w:val="Style17"/>
-        <w:bidi w:val="0"/>
-        <w:spacing w:before="60" w:after="60"/>
-        <w:ind w:left="60" w:right="60" w:hanging="0"/>
-        <w:jc w:val="both"/>
-        <w:rPr/>
-      </w:pPr>
-      <w:r>
-        <w:rPr/>
-        <w:t>等预算下第二阶段没有带来成功数提升（</w:t>
-      </w:r>
-      <w:r>
-        <w:rPr/>
-        <w:t>12 vs 12</w:t>
-      </w:r>
-      <w:r>
-        <w:rPr/>
-        <w:t xml:space="preserve">）；不等预算下 </w:t>
-      </w:r>
-      <w:r>
-        <w:rPr/>
-        <w:t xml:space="preserve">13 vs 12 </w:t>
-      </w:r>
-      <w:r>
-        <w:rPr/>
-        <w:t xml:space="preserve">也在噪声范围内，因此不能推断第二阶段的正贡献。去掉聚类与改用代码自适应温度都达到 </w:t>
-      </w:r>
-      <w:r>
-        <w:rPr/>
-        <w:t>20/20</w:t>
-      </w:r>
-      <w:r>
-        <w:rPr/>
-        <w:t>，说明本任务中主导因素是温度</w:t>
-      </w:r>
-      <w:r>
-        <w:rPr/>
-        <w:t>/</w:t>
-      </w:r>
-      <w:r>
-        <w:rPr/>
-        <w:t>采样分布，而不是论文强调的聚类与精化。</w:t>
-      </w:r>
-    </w:p>
-    <w:p>
-      <w:pPr>
-        <w:pStyle w:val="3"/>
-        <w:keepNext w:val="true"/>
-        <w:numPr>
-          <w:ilvl w:val="0"/>
-          <w:numId w:val="0"/>
-        </w:numPr>
-        <w:bidi w:val="0"/>
-        <w:spacing w:before="210" w:after="120"/>
-        <w:jc w:val="left"/>
-        <w:rPr/>
-      </w:pPr>
-      <w:r>
-        <w:rPr/>
-        <w:t xml:space="preserve">11.5 </w:t>
-      </w:r>
-      <w:r>
-        <w:rPr/>
-        <w:t>控制器家族对照（</w:t>
-      </w:r>
-      <w:r>
-        <w:rPr/>
-        <w:t>G3B</w:t>
-      </w:r>
-      <w:r>
-        <w:rPr/>
-        <w:t>）</w:t>
-      </w:r>
-    </w:p>
-    <w:tbl>
-      <w:tblPr>
-        <w:tblW w:w="9398" w:type="dxa"/>
-        <w:jc w:val="left"/>
-        <w:tblInd w:w="0" w:type="dxa"/>
-        <w:tblLayout w:type="fixed"/>
-        <w:tblCellMar>
-          <w:top w:w="30" w:type="dxa"/>
-          <w:left w:w="60" w:type="dxa"/>
-          <w:bottom w:w="30" w:type="dxa"/>
-          <w:right w:w="60" w:type="dxa"/>
-        </w:tblCellMar>
-      </w:tblPr>
-      <w:tblGrid>
-        <w:gridCol w:w="3545"/>
-        <w:gridCol w:w="1941"/>
-        <w:gridCol w:w="1671"/>
-        <w:gridCol w:w="2241"/>
-      </w:tblGrid>
-      <w:tr>
-        <w:trPr/>
-        <w:tc>
-          <w:tcPr>
-            <w:tcW w:w="3545" w:type="dxa"/>
-            <w:tcBorders>
-              <w:top w:val="single" w:sz="2" w:space="0" w:color="444444"/>
-              <w:left w:val="single" w:sz="2" w:space="0" w:color="444444"/>
-              <w:bottom w:val="single" w:sz="2" w:space="0" w:color="444444"/>
-              <w:right w:val="single" w:sz="2" w:space="0" w:color="444444"/>
-            </w:tcBorders>
-            <w:shd w:fill="E8E8E8" w:val="clear"/>
-            <w:vAlign w:val="center"/>
-          </w:tcPr>
-          <w:p>
-            <w:pPr>
-              <w:pStyle w:val="Style28"/>
-              <w:suppressLineNumbers/>
-              <w:bidi w:val="0"/>
-              <w:spacing w:before="60" w:after="60"/>
-              <w:jc w:val="left"/>
-              <w:rPr/>
-            </w:pPr>
-            <w:r>
-              <w:rPr/>
-              <w:t>变体</w:t>
-            </w:r>
-          </w:p>
-        </w:tc>
-        <w:tc>
-          <w:tcPr>
-            <w:tcW w:w="1941" w:type="dxa"/>
-            <w:tcBorders>
-              <w:top w:val="single" w:sz="2" w:space="0" w:color="444444"/>
-              <w:left w:val="single" w:sz="2" w:space="0" w:color="444444"/>
-              <w:bottom w:val="single" w:sz="2" w:space="0" w:color="444444"/>
-              <w:right w:val="single" w:sz="2" w:space="0" w:color="444444"/>
-            </w:tcBorders>
-            <w:shd w:fill="E8E8E8" w:val="clear"/>
-            <w:vAlign w:val="center"/>
-          </w:tcPr>
-          <w:p>
-            <w:pPr>
-              <w:pStyle w:val="Style28"/>
-              <w:suppressLineNumbers/>
-              <w:bidi w:val="0"/>
-              <w:spacing w:before="60" w:after="60"/>
-              <w:jc w:val="left"/>
-              <w:rPr/>
-            </w:pPr>
-            <w:r>
-              <w:rPr/>
-              <w:t xml:space="preserve">成功 </w:t>
-            </w:r>
-            <w:r>
-              <w:rPr/>
-              <w:t>[95% CI]</w:t>
-            </w:r>
-          </w:p>
-        </w:tc>
-        <w:tc>
-          <w:tcPr>
-            <w:tcW w:w="1671" w:type="dxa"/>
-            <w:tcBorders>
-              <w:top w:val="single" w:sz="2" w:space="0" w:color="444444"/>
-              <w:left w:val="single" w:sz="2" w:space="0" w:color="444444"/>
-              <w:bottom w:val="single" w:sz="2" w:space="0" w:color="444444"/>
-              <w:right w:val="single" w:sz="2" w:space="0" w:color="444444"/>
-            </w:tcBorders>
-            <w:shd w:fill="E8E8E8" w:val="clear"/>
-            <w:vAlign w:val="center"/>
-          </w:tcPr>
-          <w:p>
-            <w:pPr>
-              <w:pStyle w:val="Style28"/>
-              <w:suppressLineNumbers/>
-              <w:bidi w:val="0"/>
-              <w:spacing w:before="60" w:after="60"/>
-              <w:jc w:val="left"/>
-              <w:rPr/>
-            </w:pPr>
-            <w:r>
-              <w:rPr/>
-              <w:t>终端误差中位数</w:t>
-            </w:r>
-          </w:p>
-        </w:tc>
-        <w:tc>
-          <w:tcPr>
-            <w:tcW w:w="2241" w:type="dxa"/>
-            <w:tcBorders>
-              <w:top w:val="single" w:sz="2" w:space="0" w:color="444444"/>
-              <w:left w:val="single" w:sz="2" w:space="0" w:color="444444"/>
-              <w:bottom w:val="single" w:sz="2" w:space="0" w:color="444444"/>
-              <w:right w:val="single" w:sz="2" w:space="0" w:color="444444"/>
-            </w:tcBorders>
-            <w:shd w:fill="E8E8E8" w:val="clear"/>
-            <w:vAlign w:val="center"/>
-          </w:tcPr>
-          <w:p>
-            <w:pPr>
-              <w:pStyle w:val="Style28"/>
-              <w:suppressLineNumbers/>
-              <w:bidi w:val="0"/>
-              <w:spacing w:before="60" w:after="60"/>
-              <w:jc w:val="left"/>
-              <w:rPr/>
-            </w:pPr>
-            <w:r>
-              <w:rPr/>
-              <w:t xml:space="preserve">McNemar vs </w:t>
-            </w:r>
-            <w:r>
-              <w:rPr/>
-              <w:t>两阶段</w:t>
-            </w:r>
-          </w:p>
-        </w:tc>
-      </w:tr>
-      <w:tr>
-        <w:trPr/>
-        <w:tc>
-          <w:tcPr>
-            <w:tcW w:w="3545" w:type="dxa"/>
-            <w:tcBorders>
-              <w:top w:val="single" w:sz="2" w:space="0" w:color="444444"/>
-              <w:left w:val="single" w:sz="2" w:space="0" w:color="444444"/>
-              <w:bottom w:val="single" w:sz="2" w:space="0" w:color="444444"/>
-              <w:right w:val="single" w:sz="2" w:space="0" w:color="444444"/>
-            </w:tcBorders>
-            <w:shd w:fill="FFFFFF" w:val="clear"/>
-            <w:vAlign w:val="center"/>
-          </w:tcPr>
-          <w:p>
-            <w:pPr>
-              <w:pStyle w:val="Style19"/>
-              <w:bidi w:val="0"/>
-              <w:spacing w:before="60" w:after="60"/>
-              <w:jc w:val="left"/>
-              <w:rPr/>
-            </w:pPr>
-            <w:r>
-              <w:rPr/>
-              <w:t>两阶段</w:t>
-            </w:r>
-          </w:p>
-        </w:tc>
-        <w:tc>
-          <w:tcPr>
-            <w:tcW w:w="1941" w:type="dxa"/>
-            <w:tcBorders>
-              <w:top w:val="single" w:sz="2" w:space="0" w:color="444444"/>
-              <w:left w:val="single" w:sz="2" w:space="0" w:color="444444"/>
-              <w:bottom w:val="single" w:sz="2" w:space="0" w:color="444444"/>
-              <w:right w:val="single" w:sz="2" w:space="0" w:color="444444"/>
-            </w:tcBorders>
-            <w:shd w:fill="FFFFFF" w:val="clear"/>
-            <w:vAlign w:val="center"/>
-          </w:tcPr>
-          <w:p>
-            <w:pPr>
-              <w:pStyle w:val="Style19"/>
-              <w:bidi w:val="0"/>
-              <w:spacing w:before="60" w:after="60"/>
-              <w:jc w:val="left"/>
-              <w:rPr/>
-            </w:pPr>
-            <w:r>
-              <w:rPr/>
-              <w:t>20/30 [0.49–0.81]</w:t>
-            </w:r>
-          </w:p>
-        </w:tc>
-        <w:tc>
-          <w:tcPr>
-            <w:tcW w:w="1671" w:type="dxa"/>
-            <w:tcBorders>
-              <w:top w:val="single" w:sz="2" w:space="0" w:color="444444"/>
-              <w:left w:val="single" w:sz="2" w:space="0" w:color="444444"/>
-              <w:bottom w:val="single" w:sz="2" w:space="0" w:color="444444"/>
-              <w:right w:val="single" w:sz="2" w:space="0" w:color="444444"/>
-            </w:tcBorders>
-            <w:shd w:fill="FFFFFF" w:val="clear"/>
-            <w:vAlign w:val="center"/>
-          </w:tcPr>
-          <w:p>
-            <w:pPr>
-              <w:pStyle w:val="Style19"/>
-              <w:bidi w:val="0"/>
-              <w:spacing w:before="60" w:after="60"/>
-              <w:jc w:val="left"/>
-              <w:rPr/>
-            </w:pPr>
-            <w:r>
-              <w:rPr/>
-              <w:t>0.029 m</w:t>
-            </w:r>
-          </w:p>
-        </w:tc>
-        <w:tc>
-          <w:tcPr>
-            <w:tcW w:w="2241" w:type="dxa"/>
-            <w:tcBorders>
-              <w:top w:val="single" w:sz="2" w:space="0" w:color="444444"/>
-              <w:left w:val="single" w:sz="2" w:space="0" w:color="444444"/>
-              <w:bottom w:val="single" w:sz="2" w:space="0" w:color="444444"/>
-              <w:right w:val="single" w:sz="2" w:space="0" w:color="444444"/>
-            </w:tcBorders>
-            <w:shd w:fill="FFFFFF" w:val="clear"/>
-            <w:vAlign w:val="center"/>
-          </w:tcPr>
-          <w:p>
-            <w:pPr>
-              <w:pStyle w:val="Style19"/>
-              <w:bidi w:val="0"/>
-              <w:spacing w:before="60" w:after="60"/>
-              <w:jc w:val="left"/>
-              <w:rPr/>
-            </w:pPr>
-            <w:r>
-              <w:rPr/>
-              <w:t>—</w:t>
-            </w:r>
-          </w:p>
-        </w:tc>
-      </w:tr>
-      <w:tr>
-        <w:trPr/>
-        <w:tc>
-          <w:tcPr>
-            <w:tcW w:w="3545" w:type="dxa"/>
-            <w:tcBorders>
-              <w:top w:val="single" w:sz="2" w:space="0" w:color="444444"/>
-              <w:left w:val="single" w:sz="2" w:space="0" w:color="444444"/>
-              <w:bottom w:val="single" w:sz="2" w:space="0" w:color="444444"/>
-              <w:right w:val="single" w:sz="2" w:space="0" w:color="444444"/>
-            </w:tcBorders>
-            <w:shd w:fill="FFFFFF" w:val="clear"/>
-            <w:vAlign w:val="center"/>
-          </w:tcPr>
-          <w:p>
-            <w:pPr>
-              <w:pStyle w:val="Style19"/>
-              <w:bidi w:val="0"/>
-              <w:spacing w:before="60" w:after="60"/>
-              <w:jc w:val="left"/>
-              <w:rPr/>
-            </w:pPr>
-            <w:r>
-              <w:rPr/>
-              <w:t>MPPI</w:t>
-            </w:r>
-            <w:r>
-              <w:rPr/>
-              <w:t>（高斯）</w:t>
-            </w:r>
-          </w:p>
-        </w:tc>
-        <w:tc>
-          <w:tcPr>
-            <w:tcW w:w="1941" w:type="dxa"/>
-            <w:tcBorders>
-              <w:top w:val="single" w:sz="2" w:space="0" w:color="444444"/>
-              <w:left w:val="single" w:sz="2" w:space="0" w:color="444444"/>
-              <w:bottom w:val="single" w:sz="2" w:space="0" w:color="444444"/>
-              <w:right w:val="single" w:sz="2" w:space="0" w:color="444444"/>
-            </w:tcBorders>
-            <w:shd w:fill="FFFFFF" w:val="clear"/>
-            <w:vAlign w:val="center"/>
-          </w:tcPr>
-          <w:p>
-            <w:pPr>
-              <w:pStyle w:val="Style19"/>
-              <w:bidi w:val="0"/>
-              <w:spacing w:before="60" w:after="60"/>
-              <w:jc w:val="left"/>
-              <w:rPr/>
-            </w:pPr>
-            <w:r>
-              <w:rPr/>
-              <w:t>30/30 [0.89–1.00]</w:t>
-            </w:r>
-          </w:p>
-        </w:tc>
-        <w:tc>
-          <w:tcPr>
-            <w:tcW w:w="1671" w:type="dxa"/>
-            <w:tcBorders>
-              <w:top w:val="single" w:sz="2" w:space="0" w:color="444444"/>
-              <w:left w:val="single" w:sz="2" w:space="0" w:color="444444"/>
-              <w:bottom w:val="single" w:sz="2" w:space="0" w:color="444444"/>
-              <w:right w:val="single" w:sz="2" w:space="0" w:color="444444"/>
-            </w:tcBorders>
-            <w:shd w:fill="FFFFFF" w:val="clear"/>
-            <w:vAlign w:val="center"/>
-          </w:tcPr>
-          <w:p>
-            <w:pPr>
-              <w:pStyle w:val="Style19"/>
-              <w:bidi w:val="0"/>
-              <w:spacing w:before="60" w:after="60"/>
-              <w:jc w:val="left"/>
-              <w:rPr/>
-            </w:pPr>
-            <w:r>
-              <w:rPr/>
-              <w:t>0.002 m</w:t>
-            </w:r>
-          </w:p>
-        </w:tc>
-        <w:tc>
-          <w:tcPr>
-            <w:tcW w:w="2241" w:type="dxa"/>
-            <w:tcBorders>
-              <w:top w:val="single" w:sz="2" w:space="0" w:color="444444"/>
-              <w:left w:val="single" w:sz="2" w:space="0" w:color="444444"/>
-              <w:bottom w:val="single" w:sz="2" w:space="0" w:color="444444"/>
-              <w:right w:val="single" w:sz="2" w:space="0" w:color="444444"/>
-            </w:tcBorders>
-            <w:shd w:fill="FFFFFF" w:val="clear"/>
-            <w:vAlign w:val="center"/>
-          </w:tcPr>
-          <w:p>
-            <w:pPr>
-              <w:pStyle w:val="Style19"/>
-              <w:bidi w:val="0"/>
-              <w:spacing w:before="60" w:after="60"/>
-              <w:jc w:val="left"/>
-              <w:rPr/>
-            </w:pPr>
-            <w:r>
-              <w:rPr/>
-              <w:t>0.002</w:t>
-            </w:r>
-          </w:p>
-        </w:tc>
-      </w:tr>
-      <w:tr>
-        <w:trPr/>
-        <w:tc>
-          <w:tcPr>
-            <w:tcW w:w="3545" w:type="dxa"/>
-            <w:tcBorders>
-              <w:top w:val="single" w:sz="2" w:space="0" w:color="444444"/>
-              <w:left w:val="single" w:sz="2" w:space="0" w:color="444444"/>
-              <w:bottom w:val="single" w:sz="2" w:space="0" w:color="444444"/>
-              <w:right w:val="single" w:sz="2" w:space="0" w:color="444444"/>
-            </w:tcBorders>
-            <w:shd w:fill="FFFFFF" w:val="clear"/>
-            <w:vAlign w:val="center"/>
-          </w:tcPr>
-          <w:p>
-            <w:pPr>
-              <w:pStyle w:val="Style19"/>
-              <w:bidi w:val="0"/>
-              <w:spacing w:before="60" w:after="60"/>
-              <w:jc w:val="left"/>
-              <w:rPr/>
-            </w:pPr>
-            <w:r>
-              <w:rPr/>
-              <w:t>Log-MPPI</w:t>
-            </w:r>
-          </w:p>
-        </w:tc>
-        <w:tc>
-          <w:tcPr>
-            <w:tcW w:w="1941" w:type="dxa"/>
-            <w:tcBorders>
-              <w:top w:val="single" w:sz="2" w:space="0" w:color="444444"/>
-              <w:left w:val="single" w:sz="2" w:space="0" w:color="444444"/>
-              <w:bottom w:val="single" w:sz="2" w:space="0" w:color="444444"/>
-              <w:right w:val="single" w:sz="2" w:space="0" w:color="444444"/>
-            </w:tcBorders>
-            <w:shd w:fill="FFFFFF" w:val="clear"/>
-            <w:vAlign w:val="center"/>
-          </w:tcPr>
-          <w:p>
-            <w:pPr>
-              <w:pStyle w:val="Style19"/>
-              <w:bidi w:val="0"/>
-              <w:spacing w:before="60" w:after="60"/>
-              <w:jc w:val="left"/>
-              <w:rPr/>
-            </w:pPr>
-            <w:r>
-              <w:rPr/>
-              <w:t>30/30 [0.89–1.00]</w:t>
-            </w:r>
-          </w:p>
-        </w:tc>
-        <w:tc>
-          <w:tcPr>
-            <w:tcW w:w="1671" w:type="dxa"/>
-            <w:tcBorders>
-              <w:top w:val="single" w:sz="2" w:space="0" w:color="444444"/>
-              <w:left w:val="single" w:sz="2" w:space="0" w:color="444444"/>
-              <w:bottom w:val="single" w:sz="2" w:space="0" w:color="444444"/>
-              <w:right w:val="single" w:sz="2" w:space="0" w:color="444444"/>
-            </w:tcBorders>
-            <w:shd w:fill="FFFFFF" w:val="clear"/>
-            <w:vAlign w:val="center"/>
-          </w:tcPr>
-          <w:p>
-            <w:pPr>
-              <w:pStyle w:val="Style19"/>
-              <w:bidi w:val="0"/>
-              <w:spacing w:before="60" w:after="60"/>
-              <w:jc w:val="left"/>
-              <w:rPr/>
-            </w:pPr>
-            <w:r>
-              <w:rPr/>
-              <w:t>0.002 m</w:t>
-            </w:r>
-          </w:p>
-        </w:tc>
-        <w:tc>
-          <w:tcPr>
-            <w:tcW w:w="2241" w:type="dxa"/>
-            <w:tcBorders>
-              <w:top w:val="single" w:sz="2" w:space="0" w:color="444444"/>
-              <w:left w:val="single" w:sz="2" w:space="0" w:color="444444"/>
-              <w:bottom w:val="single" w:sz="2" w:space="0" w:color="444444"/>
-              <w:right w:val="single" w:sz="2" w:space="0" w:color="444444"/>
-            </w:tcBorders>
-            <w:shd w:fill="FFFFFF" w:val="clear"/>
-            <w:vAlign w:val="center"/>
-          </w:tcPr>
-          <w:p>
-            <w:pPr>
-              <w:pStyle w:val="Style19"/>
-              <w:bidi w:val="0"/>
-              <w:spacing w:before="60" w:after="60"/>
-              <w:jc w:val="left"/>
-              <w:rPr/>
-            </w:pPr>
-            <w:r>
-              <w:rPr/>
-              <w:t>0.002</w:t>
-            </w:r>
-          </w:p>
-        </w:tc>
-      </w:tr>
-      <w:tr>
-        <w:trPr/>
-        <w:tc>
-          <w:tcPr>
-            <w:tcW w:w="3545" w:type="dxa"/>
-            <w:tcBorders>
-              <w:top w:val="single" w:sz="2" w:space="0" w:color="444444"/>
-              <w:left w:val="single" w:sz="2" w:space="0" w:color="444444"/>
-              <w:bottom w:val="single" w:sz="2" w:space="0" w:color="444444"/>
-              <w:right w:val="single" w:sz="2" w:space="0" w:color="444444"/>
-            </w:tcBorders>
-            <w:shd w:fill="FFFFFF" w:val="clear"/>
-            <w:vAlign w:val="center"/>
-          </w:tcPr>
-          <w:p>
-            <w:pPr>
-              <w:pStyle w:val="Style19"/>
-              <w:bidi w:val="0"/>
-              <w:spacing w:before="60" w:after="60"/>
-              <w:jc w:val="left"/>
-              <w:rPr/>
-            </w:pPr>
-            <w:r>
-              <w:rPr/>
-              <w:t>Fre-MPPI</w:t>
-            </w:r>
-            <w:r>
-              <w:rPr/>
-              <w:t>（频域）</w:t>
-            </w:r>
-          </w:p>
-        </w:tc>
-        <w:tc>
-          <w:tcPr>
-            <w:tcW w:w="1941" w:type="dxa"/>
-            <w:tcBorders>
-              <w:top w:val="single" w:sz="2" w:space="0" w:color="444444"/>
-              <w:left w:val="single" w:sz="2" w:space="0" w:color="444444"/>
-              <w:bottom w:val="single" w:sz="2" w:space="0" w:color="444444"/>
-              <w:right w:val="single" w:sz="2" w:space="0" w:color="444444"/>
-            </w:tcBorders>
-            <w:shd w:fill="FFFFFF" w:val="clear"/>
-            <w:vAlign w:val="center"/>
-          </w:tcPr>
-          <w:p>
-            <w:pPr>
-              <w:pStyle w:val="Style19"/>
-              <w:bidi w:val="0"/>
-              <w:spacing w:before="60" w:after="60"/>
-              <w:jc w:val="left"/>
-              <w:rPr/>
-            </w:pPr>
-            <w:r>
-              <w:rPr/>
-              <w:t>20/30 [0.49–0.81]</w:t>
-            </w:r>
-          </w:p>
-        </w:tc>
-        <w:tc>
-          <w:tcPr>
-            <w:tcW w:w="1671" w:type="dxa"/>
-            <w:tcBorders>
-              <w:top w:val="single" w:sz="2" w:space="0" w:color="444444"/>
-              <w:left w:val="single" w:sz="2" w:space="0" w:color="444444"/>
-              <w:bottom w:val="single" w:sz="2" w:space="0" w:color="444444"/>
-              <w:right w:val="single" w:sz="2" w:space="0" w:color="444444"/>
-            </w:tcBorders>
-            <w:shd w:fill="FFFFFF" w:val="clear"/>
-            <w:vAlign w:val="center"/>
-          </w:tcPr>
-          <w:p>
-            <w:pPr>
-              <w:pStyle w:val="Style19"/>
-              <w:bidi w:val="0"/>
-              <w:spacing w:before="60" w:after="60"/>
-              <w:jc w:val="left"/>
-              <w:rPr/>
-            </w:pPr>
-            <w:r>
-              <w:rPr/>
-              <w:t>0.045 m</w:t>
-            </w:r>
-          </w:p>
-        </w:tc>
-        <w:tc>
-          <w:tcPr>
-            <w:tcW w:w="2241" w:type="dxa"/>
-            <w:tcBorders>
-              <w:top w:val="single" w:sz="2" w:space="0" w:color="444444"/>
-              <w:left w:val="single" w:sz="2" w:space="0" w:color="444444"/>
-              <w:bottom w:val="single" w:sz="2" w:space="0" w:color="444444"/>
-              <w:right w:val="single" w:sz="2" w:space="0" w:color="444444"/>
-            </w:tcBorders>
-            <w:shd w:fill="FFFFFF" w:val="clear"/>
-            <w:vAlign w:val="center"/>
-          </w:tcPr>
-          <w:p>
-            <w:pPr>
-              <w:pStyle w:val="Style19"/>
-              <w:bidi w:val="0"/>
-              <w:spacing w:before="60" w:after="60"/>
-              <w:jc w:val="left"/>
-              <w:rPr/>
-            </w:pPr>
-            <w:r>
-              <w:rPr/>
-              <w:t>1.000</w:t>
-            </w:r>
-          </w:p>
-        </w:tc>
-      </w:tr>
-      <w:tr>
-        <w:trPr/>
-        <w:tc>
-          <w:tcPr>
-            <w:tcW w:w="3545" w:type="dxa"/>
-            <w:tcBorders>
-              <w:top w:val="single" w:sz="2" w:space="0" w:color="444444"/>
-              <w:left w:val="single" w:sz="2" w:space="0" w:color="444444"/>
-              <w:bottom w:val="single" w:sz="2" w:space="0" w:color="444444"/>
-              <w:right w:val="single" w:sz="2" w:space="0" w:color="444444"/>
-            </w:tcBorders>
-            <w:shd w:fill="FFFFFF" w:val="clear"/>
-            <w:vAlign w:val="center"/>
-          </w:tcPr>
-          <w:p>
-            <w:pPr>
-              <w:pStyle w:val="Style19"/>
-              <w:bidi w:val="0"/>
-              <w:spacing w:before="60" w:after="60"/>
-              <w:jc w:val="left"/>
-              <w:rPr/>
-            </w:pPr>
-            <w:r>
-              <w:rPr/>
-              <w:t>Biased-MPPI</w:t>
-            </w:r>
-          </w:p>
-        </w:tc>
-        <w:tc>
-          <w:tcPr>
-            <w:tcW w:w="1941" w:type="dxa"/>
-            <w:tcBorders>
-              <w:top w:val="single" w:sz="2" w:space="0" w:color="444444"/>
-              <w:left w:val="single" w:sz="2" w:space="0" w:color="444444"/>
-              <w:bottom w:val="single" w:sz="2" w:space="0" w:color="444444"/>
-              <w:right w:val="single" w:sz="2" w:space="0" w:color="444444"/>
-            </w:tcBorders>
-            <w:shd w:fill="FFFFFF" w:val="clear"/>
-            <w:vAlign w:val="center"/>
-          </w:tcPr>
-          <w:p>
-            <w:pPr>
-              <w:pStyle w:val="Style19"/>
-              <w:bidi w:val="0"/>
-              <w:spacing w:before="60" w:after="60"/>
-              <w:jc w:val="left"/>
-              <w:rPr/>
-            </w:pPr>
-            <w:r>
-              <w:rPr/>
-              <w:t>30/30 [0.89–1.00]</w:t>
-            </w:r>
-          </w:p>
-        </w:tc>
-        <w:tc>
-          <w:tcPr>
-            <w:tcW w:w="1671" w:type="dxa"/>
-            <w:tcBorders>
-              <w:top w:val="single" w:sz="2" w:space="0" w:color="444444"/>
-              <w:left w:val="single" w:sz="2" w:space="0" w:color="444444"/>
-              <w:bottom w:val="single" w:sz="2" w:space="0" w:color="444444"/>
-              <w:right w:val="single" w:sz="2" w:space="0" w:color="444444"/>
-            </w:tcBorders>
-            <w:shd w:fill="FFFFFF" w:val="clear"/>
-            <w:vAlign w:val="center"/>
-          </w:tcPr>
-          <w:p>
-            <w:pPr>
-              <w:pStyle w:val="Style19"/>
-              <w:bidi w:val="0"/>
-              <w:spacing w:before="60" w:after="60"/>
-              <w:jc w:val="left"/>
-              <w:rPr/>
-            </w:pPr>
-            <w:r>
-              <w:rPr/>
-              <w:t>0.012 m</w:t>
-            </w:r>
-          </w:p>
-        </w:tc>
-        <w:tc>
-          <w:tcPr>
-            <w:tcW w:w="2241" w:type="dxa"/>
-            <w:tcBorders>
-              <w:top w:val="single" w:sz="2" w:space="0" w:color="444444"/>
-              <w:left w:val="single" w:sz="2" w:space="0" w:color="444444"/>
-              <w:bottom w:val="single" w:sz="2" w:space="0" w:color="444444"/>
-              <w:right w:val="single" w:sz="2" w:space="0" w:color="444444"/>
-            </w:tcBorders>
-            <w:shd w:fill="FFFFFF" w:val="clear"/>
-            <w:vAlign w:val="center"/>
-          </w:tcPr>
-          <w:p>
-            <w:pPr>
-              <w:pStyle w:val="Style19"/>
-              <w:bidi w:val="0"/>
-              <w:spacing w:before="60" w:after="60"/>
-              <w:jc w:val="left"/>
-              <w:rPr/>
-            </w:pPr>
-            <w:r>
-              <w:rPr/>
-              <w:t>0.002</w:t>
-            </w:r>
-          </w:p>
-        </w:tc>
-      </w:tr>
-      <w:tr>
-        <w:trPr/>
-        <w:tc>
-          <w:tcPr>
-            <w:tcW w:w="3545" w:type="dxa"/>
-            <w:tcBorders>
-              <w:top w:val="single" w:sz="2" w:space="0" w:color="444444"/>
-              <w:left w:val="single" w:sz="2" w:space="0" w:color="444444"/>
-              <w:bottom w:val="single" w:sz="2" w:space="0" w:color="444444"/>
-              <w:right w:val="single" w:sz="2" w:space="0" w:color="444444"/>
-            </w:tcBorders>
-            <w:shd w:fill="FFFFFF" w:val="clear"/>
-            <w:vAlign w:val="center"/>
-          </w:tcPr>
-          <w:p>
-            <w:pPr>
-              <w:pStyle w:val="Style19"/>
-              <w:bidi w:val="0"/>
-              <w:spacing w:before="60" w:after="60"/>
-              <w:jc w:val="left"/>
-              <w:rPr/>
-            </w:pPr>
-            <w:r>
-              <w:rPr/>
-              <w:t>High-MPPI</w:t>
-            </w:r>
-            <w:r>
-              <w:rPr/>
-              <w:t>（去掉障碍</w:t>
-            </w:r>
-            <w:r>
-              <w:rPr/>
-              <w:t>/</w:t>
-            </w:r>
-            <w:r>
-              <w:rPr/>
-              <w:t>倾角代价）</w:t>
-            </w:r>
-          </w:p>
-        </w:tc>
-        <w:tc>
-          <w:tcPr>
-            <w:tcW w:w="1941" w:type="dxa"/>
-            <w:tcBorders>
-              <w:top w:val="single" w:sz="2" w:space="0" w:color="444444"/>
-              <w:left w:val="single" w:sz="2" w:space="0" w:color="444444"/>
-              <w:bottom w:val="single" w:sz="2" w:space="0" w:color="444444"/>
-              <w:right w:val="single" w:sz="2" w:space="0" w:color="444444"/>
-            </w:tcBorders>
-            <w:shd w:fill="FFFFFF" w:val="clear"/>
-            <w:vAlign w:val="center"/>
-          </w:tcPr>
-          <w:p>
-            <w:pPr>
-              <w:pStyle w:val="Style19"/>
-              <w:bidi w:val="0"/>
-              <w:spacing w:before="60" w:after="60"/>
-              <w:jc w:val="left"/>
-              <w:rPr/>
-            </w:pPr>
-            <w:r>
-              <w:rPr/>
-              <w:t>30/30 [0.89–1.00]</w:t>
-            </w:r>
-          </w:p>
-        </w:tc>
-        <w:tc>
-          <w:tcPr>
-            <w:tcW w:w="1671" w:type="dxa"/>
-            <w:tcBorders>
-              <w:top w:val="single" w:sz="2" w:space="0" w:color="444444"/>
-              <w:left w:val="single" w:sz="2" w:space="0" w:color="444444"/>
-              <w:bottom w:val="single" w:sz="2" w:space="0" w:color="444444"/>
-              <w:right w:val="single" w:sz="2" w:space="0" w:color="444444"/>
-            </w:tcBorders>
-            <w:shd w:fill="FFFFFF" w:val="clear"/>
-            <w:vAlign w:val="center"/>
-          </w:tcPr>
-          <w:p>
-            <w:pPr>
-              <w:pStyle w:val="Style19"/>
-              <w:bidi w:val="0"/>
-              <w:spacing w:before="60" w:after="60"/>
-              <w:jc w:val="left"/>
-              <w:rPr/>
-            </w:pPr>
-            <w:r>
-              <w:rPr/>
-              <w:t>0.003 m</w:t>
-            </w:r>
-          </w:p>
-        </w:tc>
-        <w:tc>
-          <w:tcPr>
-            <w:tcW w:w="2241" w:type="dxa"/>
-            <w:tcBorders>
-              <w:top w:val="single" w:sz="2" w:space="0" w:color="444444"/>
-              <w:left w:val="single" w:sz="2" w:space="0" w:color="444444"/>
-              <w:bottom w:val="single" w:sz="2" w:space="0" w:color="444444"/>
-              <w:right w:val="single" w:sz="2" w:space="0" w:color="444444"/>
-            </w:tcBorders>
-            <w:shd w:fill="FFFFFF" w:val="clear"/>
-            <w:vAlign w:val="center"/>
-          </w:tcPr>
-          <w:p>
-            <w:pPr>
-              <w:pStyle w:val="Style19"/>
-              <w:bidi w:val="0"/>
-              <w:spacing w:before="60" w:after="60"/>
-              <w:jc w:val="left"/>
-              <w:rPr/>
-            </w:pPr>
-            <w:r>
-              <w:rPr/>
-              <w:t>0.002</w:t>
-            </w:r>
-          </w:p>
-        </w:tc>
-      </w:tr>
-      <w:tr>
-        <w:trPr/>
-        <w:tc>
-          <w:tcPr>
-            <w:tcW w:w="3545" w:type="dxa"/>
-            <w:tcBorders>
-              <w:top w:val="single" w:sz="2" w:space="0" w:color="444444"/>
-              <w:left w:val="single" w:sz="2" w:space="0" w:color="444444"/>
-              <w:bottom w:val="single" w:sz="2" w:space="0" w:color="444444"/>
-              <w:right w:val="single" w:sz="2" w:space="0" w:color="444444"/>
-            </w:tcBorders>
-            <w:shd w:fill="FFFFFF" w:val="clear"/>
-            <w:vAlign w:val="center"/>
-          </w:tcPr>
-          <w:p>
-            <w:pPr>
-              <w:pStyle w:val="Style19"/>
-              <w:bidi w:val="0"/>
-              <w:spacing w:before="60" w:after="60"/>
-              <w:jc w:val="left"/>
-              <w:rPr/>
-            </w:pPr>
-            <w:r>
-              <w:rPr/>
-              <w:t>CEM</w:t>
-            </w:r>
-          </w:p>
-        </w:tc>
-        <w:tc>
-          <w:tcPr>
-            <w:tcW w:w="1941" w:type="dxa"/>
-            <w:tcBorders>
-              <w:top w:val="single" w:sz="2" w:space="0" w:color="444444"/>
-              <w:left w:val="single" w:sz="2" w:space="0" w:color="444444"/>
-              <w:bottom w:val="single" w:sz="2" w:space="0" w:color="444444"/>
-              <w:right w:val="single" w:sz="2" w:space="0" w:color="444444"/>
-            </w:tcBorders>
-            <w:shd w:fill="FFFFFF" w:val="clear"/>
-            <w:vAlign w:val="center"/>
-          </w:tcPr>
-          <w:p>
-            <w:pPr>
-              <w:pStyle w:val="Style19"/>
-              <w:bidi w:val="0"/>
-              <w:spacing w:before="60" w:after="60"/>
-              <w:jc w:val="left"/>
-              <w:rPr/>
-            </w:pPr>
-            <w:r>
-              <w:rPr/>
-              <w:t>30/30 [0.89–1.00]</w:t>
-            </w:r>
-          </w:p>
-        </w:tc>
-        <w:tc>
-          <w:tcPr>
-            <w:tcW w:w="1671" w:type="dxa"/>
-            <w:tcBorders>
-              <w:top w:val="single" w:sz="2" w:space="0" w:color="444444"/>
-              <w:left w:val="single" w:sz="2" w:space="0" w:color="444444"/>
-              <w:bottom w:val="single" w:sz="2" w:space="0" w:color="444444"/>
-              <w:right w:val="single" w:sz="2" w:space="0" w:color="444444"/>
-            </w:tcBorders>
-            <w:shd w:fill="FFFFFF" w:val="clear"/>
-            <w:vAlign w:val="center"/>
-          </w:tcPr>
-          <w:p>
-            <w:pPr>
-              <w:pStyle w:val="Style19"/>
-              <w:bidi w:val="0"/>
-              <w:spacing w:before="60" w:after="60"/>
-              <w:jc w:val="left"/>
-              <w:rPr/>
-            </w:pPr>
-            <w:r>
-              <w:rPr/>
-              <w:t>0.002 m</w:t>
-            </w:r>
-          </w:p>
-        </w:tc>
-        <w:tc>
-          <w:tcPr>
-            <w:tcW w:w="2241" w:type="dxa"/>
-            <w:tcBorders>
-              <w:top w:val="single" w:sz="2" w:space="0" w:color="444444"/>
-              <w:left w:val="single" w:sz="2" w:space="0" w:color="444444"/>
-              <w:bottom w:val="single" w:sz="2" w:space="0" w:color="444444"/>
-              <w:right w:val="single" w:sz="2" w:space="0" w:color="444444"/>
-            </w:tcBorders>
-            <w:shd w:fill="FFFFFF" w:val="clear"/>
-            <w:vAlign w:val="center"/>
-          </w:tcPr>
-          <w:p>
-            <w:pPr>
-              <w:pStyle w:val="Style19"/>
-              <w:bidi w:val="0"/>
-              <w:spacing w:before="60" w:after="60"/>
-              <w:jc w:val="left"/>
-              <w:rPr/>
-            </w:pPr>
-            <w:r>
-              <w:rPr/>
-              <w:t>0.002</w:t>
-            </w:r>
-          </w:p>
-        </w:tc>
-      </w:tr>
-    </w:tbl>
-    <w:p>
-      <w:pPr>
-        <w:pStyle w:val="Style17"/>
-        <w:bidi w:val="0"/>
-        <w:spacing w:before="60" w:after="60"/>
-        <w:ind w:left="60" w:right="60" w:hanging="0"/>
-        <w:jc w:val="both"/>
-        <w:rPr/>
-      </w:pPr>
-      <w:r>
-        <w:rPr>
-          <w:b/>
-        </w:rPr>
-        <w:t xml:space="preserve">表 </w:t>
-      </w:r>
-      <w:r>
-        <w:rPr>
-          <w:b/>
-        </w:rPr>
-        <w:t xml:space="preserve">7 </w:t>
-      </w:r>
-      <w:r>
-        <w:rPr>
-          <w:b/>
-        </w:rPr>
-        <w:t>变体对照（</w:t>
-      </w:r>
-      <w:r>
-        <w:rPr>
-          <w:b/>
-        </w:rPr>
-        <w:t xml:space="preserve">30 </w:t>
-      </w:r>
-      <w:r>
-        <w:rPr>
-          <w:b/>
-        </w:rPr>
-        <w:t xml:space="preserve">种子，等预算 </w:t>
-      </w:r>
-      <w:r>
-        <w:rPr>
-          <w:b/>
-        </w:rPr>
-        <w:t xml:space="preserve">10 000 </w:t>
-      </w:r>
-      <w:r>
-        <w:rPr>
-          <w:b/>
-        </w:rPr>
-        <w:t>次评估）</w:t>
-      </w:r>
-    </w:p>
-    <w:p>
-      <w:pPr>
-        <w:pStyle w:val="Style17"/>
-        <w:bidi w:val="0"/>
-        <w:spacing w:before="60" w:after="60"/>
-        <w:ind w:left="60" w:right="60" w:hanging="0"/>
-        <w:jc w:val="both"/>
-        <w:rPr/>
-      </w:pPr>
-      <w:r>
-        <w:rPr/>
-        <w:t xml:space="preserve">公平性记录：所有变体同初始序列、同扰动限幅 </w:t>
-      </w:r>
-      <w:r>
-        <w:rPr/>
-        <w:t>±0.3</w:t>
-      </w:r>
-      <w:r>
-        <w:rPr/>
-        <w:t xml:space="preserve">、同控制限幅 </w:t>
-      </w:r>
-      <w:r>
-        <w:rPr/>
-        <w:t>±1.0</w:t>
-      </w:r>
-      <w:r>
-        <w:rPr/>
-        <w:t xml:space="preserve">、同温度定义、同 </w:t>
-      </w:r>
-      <w:r>
-        <w:rPr/>
-        <w:t xml:space="preserve">10 </w:t>
-      </w:r>
-      <w:r>
-        <w:rPr/>
-        <w:t xml:space="preserve">次迭代；两阶段总评估 </w:t>
-      </w:r>
-      <w:r>
-        <w:rPr/>
-        <w:t xml:space="preserve">10 000 </w:t>
-      </w:r>
-      <w:r>
-        <w:rPr/>
-        <w:t xml:space="preserve">次，单阶段 </w:t>
-      </w:r>
-      <w:r>
-        <w:rPr/>
-        <w:t xml:space="preserve">1000×10 </w:t>
-      </w:r>
-      <w:r>
-        <w:rPr/>
-        <w:t>次。</w:t>
-      </w:r>
-      <w:r>
-        <w:rPr>
-          <w:rStyle w:val="Style13"/>
-        </w:rPr>
-        <w:t>high_mppi</w:t>
-      </w:r>
-      <w:r>
-        <w:rPr/>
-        <w:t xml:space="preserve"> </w:t>
-      </w:r>
-      <w:r>
-        <w:rPr/>
-        <w:t xml:space="preserve">从可行种子出发且扰动小，碰撞数为 </w:t>
-      </w:r>
-      <w:r>
-        <w:rPr/>
-        <w:t>0</w:t>
-      </w:r>
-      <w:r>
-        <w:rPr/>
-        <w:t>，不能作为“不处理约束会撞”的证据。</w:t>
-      </w:r>
-    </w:p>
-    <w:p>
-      <w:pPr>
         <w:pStyle w:val="Img"/>
         <w:bidi w:val="0"/>
         <w:spacing w:before="150" w:after="30"/>
@@ -14523,6 +13439,1118 @@
     </w:p>
     <w:p>
       <w:pPr>
+        <w:pStyle w:val="Style17"/>
+        <w:bidi w:val="0"/>
+        <w:spacing w:before="60" w:after="60"/>
+        <w:ind w:left="60" w:right="60" w:hanging="0"/>
+        <w:jc w:val="both"/>
+        <w:rPr/>
+      </w:pPr>
+      <w:r>
+        <w:rPr/>
+        <w:t>等预算下第二阶段没有带来成功数提升（</w:t>
+      </w:r>
+      <w:r>
+        <w:rPr/>
+        <w:t>12 vs 12</w:t>
+      </w:r>
+      <w:r>
+        <w:rPr/>
+        <w:t xml:space="preserve">）；不等预算下 </w:t>
+      </w:r>
+      <w:r>
+        <w:rPr/>
+        <w:t xml:space="preserve">13 vs 12 </w:t>
+      </w:r>
+      <w:r>
+        <w:rPr/>
+        <w:t xml:space="preserve">也在噪声范围内，因此不能推断第二阶段的正贡献。去掉聚类与改用代码自适应温度都达到 </w:t>
+      </w:r>
+      <w:r>
+        <w:rPr/>
+        <w:t>20/20</w:t>
+      </w:r>
+      <w:r>
+        <w:rPr/>
+        <w:t>，说明本任务中主导因素是温度</w:t>
+      </w:r>
+      <w:r>
+        <w:rPr/>
+        <w:t>/</w:t>
+      </w:r>
+      <w:r>
+        <w:rPr/>
+        <w:t>采样分布，而不是论文强调的聚类与精化。</w:t>
+      </w:r>
+    </w:p>
+    <w:p>
+      <w:pPr>
+        <w:pStyle w:val="3"/>
+        <w:keepNext w:val="true"/>
+        <w:numPr>
+          <w:ilvl w:val="0"/>
+          <w:numId w:val="0"/>
+        </w:numPr>
+        <w:bidi w:val="0"/>
+        <w:spacing w:before="210" w:after="120"/>
+        <w:jc w:val="left"/>
+        <w:rPr/>
+      </w:pPr>
+      <w:r>
+        <w:rPr/>
+        <w:t xml:space="preserve">11.5 </w:t>
+      </w:r>
+      <w:r>
+        <w:rPr/>
+        <w:t>控制器家族对照（</w:t>
+      </w:r>
+      <w:r>
+        <w:rPr/>
+        <w:t>G3B</w:t>
+      </w:r>
+      <w:r>
+        <w:rPr/>
+        <w:t>）</w:t>
+      </w:r>
+    </w:p>
+    <w:tbl>
+      <w:tblPr>
+        <w:tblW w:w="9398" w:type="dxa"/>
+        <w:jc w:val="left"/>
+        <w:tblInd w:w="0" w:type="dxa"/>
+        <w:tblLayout w:type="fixed"/>
+        <w:tblCellMar>
+          <w:top w:w="30" w:type="dxa"/>
+          <w:left w:w="60" w:type="dxa"/>
+          <w:bottom w:w="30" w:type="dxa"/>
+          <w:right w:w="60" w:type="dxa"/>
+        </w:tblCellMar>
+      </w:tblPr>
+      <w:tblGrid>
+        <w:gridCol w:w="3545"/>
+        <w:gridCol w:w="1941"/>
+        <w:gridCol w:w="1671"/>
+        <w:gridCol w:w="2241"/>
+      </w:tblGrid>
+      <w:tr>
+        <w:trPr/>
+        <w:tc>
+          <w:tcPr>
+            <w:tcW w:w="3545" w:type="dxa"/>
+            <w:tcBorders>
+              <w:top w:val="single" w:sz="2" w:space="0" w:color="444444"/>
+              <w:left w:val="single" w:sz="2" w:space="0" w:color="444444"/>
+              <w:bottom w:val="single" w:sz="2" w:space="0" w:color="444444"/>
+              <w:right w:val="single" w:sz="2" w:space="0" w:color="444444"/>
+            </w:tcBorders>
+            <w:shd w:fill="E8E8E8" w:val="clear"/>
+            <w:vAlign w:val="center"/>
+          </w:tcPr>
+          <w:p>
+            <w:pPr>
+              <w:pStyle w:val="Style28"/>
+              <w:suppressLineNumbers/>
+              <w:bidi w:val="0"/>
+              <w:spacing w:before="60" w:after="60"/>
+              <w:jc w:val="left"/>
+              <w:rPr/>
+            </w:pPr>
+            <w:r>
+              <w:rPr/>
+              <w:t>变体</w:t>
+            </w:r>
+          </w:p>
+        </w:tc>
+        <w:tc>
+          <w:tcPr>
+            <w:tcW w:w="1941" w:type="dxa"/>
+            <w:tcBorders>
+              <w:top w:val="single" w:sz="2" w:space="0" w:color="444444"/>
+              <w:left w:val="single" w:sz="2" w:space="0" w:color="444444"/>
+              <w:bottom w:val="single" w:sz="2" w:space="0" w:color="444444"/>
+              <w:right w:val="single" w:sz="2" w:space="0" w:color="444444"/>
+            </w:tcBorders>
+            <w:shd w:fill="E8E8E8" w:val="clear"/>
+            <w:vAlign w:val="center"/>
+          </w:tcPr>
+          <w:p>
+            <w:pPr>
+              <w:pStyle w:val="Style28"/>
+              <w:suppressLineNumbers/>
+              <w:bidi w:val="0"/>
+              <w:spacing w:before="60" w:after="60"/>
+              <w:jc w:val="left"/>
+              <w:rPr/>
+            </w:pPr>
+            <w:r>
+              <w:rPr/>
+              <w:t xml:space="preserve">成功 </w:t>
+            </w:r>
+            <w:r>
+              <w:rPr/>
+              <w:t>[95% CI]</w:t>
+            </w:r>
+          </w:p>
+        </w:tc>
+        <w:tc>
+          <w:tcPr>
+            <w:tcW w:w="1671" w:type="dxa"/>
+            <w:tcBorders>
+              <w:top w:val="single" w:sz="2" w:space="0" w:color="444444"/>
+              <w:left w:val="single" w:sz="2" w:space="0" w:color="444444"/>
+              <w:bottom w:val="single" w:sz="2" w:space="0" w:color="444444"/>
+              <w:right w:val="single" w:sz="2" w:space="0" w:color="444444"/>
+            </w:tcBorders>
+            <w:shd w:fill="E8E8E8" w:val="clear"/>
+            <w:vAlign w:val="center"/>
+          </w:tcPr>
+          <w:p>
+            <w:pPr>
+              <w:pStyle w:val="Style28"/>
+              <w:suppressLineNumbers/>
+              <w:bidi w:val="0"/>
+              <w:spacing w:before="60" w:after="60"/>
+              <w:jc w:val="left"/>
+              <w:rPr/>
+            </w:pPr>
+            <w:r>
+              <w:rPr/>
+              <w:t>终端误差中位数</w:t>
+            </w:r>
+          </w:p>
+        </w:tc>
+        <w:tc>
+          <w:tcPr>
+            <w:tcW w:w="2241" w:type="dxa"/>
+            <w:tcBorders>
+              <w:top w:val="single" w:sz="2" w:space="0" w:color="444444"/>
+              <w:left w:val="single" w:sz="2" w:space="0" w:color="444444"/>
+              <w:bottom w:val="single" w:sz="2" w:space="0" w:color="444444"/>
+              <w:right w:val="single" w:sz="2" w:space="0" w:color="444444"/>
+            </w:tcBorders>
+            <w:shd w:fill="E8E8E8" w:val="clear"/>
+            <w:vAlign w:val="center"/>
+          </w:tcPr>
+          <w:p>
+            <w:pPr>
+              <w:pStyle w:val="Style28"/>
+              <w:suppressLineNumbers/>
+              <w:bidi w:val="0"/>
+              <w:spacing w:before="60" w:after="60"/>
+              <w:jc w:val="left"/>
+              <w:rPr/>
+            </w:pPr>
+            <w:r>
+              <w:rPr/>
+              <w:t xml:space="preserve">McNemar vs </w:t>
+            </w:r>
+            <w:r>
+              <w:rPr/>
+              <w:t>两阶段</w:t>
+            </w:r>
+          </w:p>
+        </w:tc>
+      </w:tr>
+      <w:tr>
+        <w:trPr/>
+        <w:tc>
+          <w:tcPr>
+            <w:tcW w:w="3545" w:type="dxa"/>
+            <w:tcBorders>
+              <w:top w:val="single" w:sz="2" w:space="0" w:color="444444"/>
+              <w:left w:val="single" w:sz="2" w:space="0" w:color="444444"/>
+              <w:bottom w:val="single" w:sz="2" w:space="0" w:color="444444"/>
+              <w:right w:val="single" w:sz="2" w:space="0" w:color="444444"/>
+            </w:tcBorders>
+            <w:shd w:fill="FFFFFF" w:val="clear"/>
+            <w:vAlign w:val="center"/>
+          </w:tcPr>
+          <w:p>
+            <w:pPr>
+              <w:pStyle w:val="Style19"/>
+              <w:bidi w:val="0"/>
+              <w:spacing w:before="60" w:after="60"/>
+              <w:jc w:val="left"/>
+              <w:rPr/>
+            </w:pPr>
+            <w:r>
+              <w:rPr/>
+              <w:t>两阶段</w:t>
+            </w:r>
+          </w:p>
+        </w:tc>
+        <w:tc>
+          <w:tcPr>
+            <w:tcW w:w="1941" w:type="dxa"/>
+            <w:tcBorders>
+              <w:top w:val="single" w:sz="2" w:space="0" w:color="444444"/>
+              <w:left w:val="single" w:sz="2" w:space="0" w:color="444444"/>
+              <w:bottom w:val="single" w:sz="2" w:space="0" w:color="444444"/>
+              <w:right w:val="single" w:sz="2" w:space="0" w:color="444444"/>
+            </w:tcBorders>
+            <w:shd w:fill="FFFFFF" w:val="clear"/>
+            <w:vAlign w:val="center"/>
+          </w:tcPr>
+          <w:p>
+            <w:pPr>
+              <w:pStyle w:val="Style19"/>
+              <w:bidi w:val="0"/>
+              <w:spacing w:before="60" w:after="60"/>
+              <w:jc w:val="left"/>
+              <w:rPr/>
+            </w:pPr>
+            <w:r>
+              <w:rPr/>
+              <w:t>20/30 [0.49–0.81]</w:t>
+            </w:r>
+          </w:p>
+        </w:tc>
+        <w:tc>
+          <w:tcPr>
+            <w:tcW w:w="1671" w:type="dxa"/>
+            <w:tcBorders>
+              <w:top w:val="single" w:sz="2" w:space="0" w:color="444444"/>
+              <w:left w:val="single" w:sz="2" w:space="0" w:color="444444"/>
+              <w:bottom w:val="single" w:sz="2" w:space="0" w:color="444444"/>
+              <w:right w:val="single" w:sz="2" w:space="0" w:color="444444"/>
+            </w:tcBorders>
+            <w:shd w:fill="FFFFFF" w:val="clear"/>
+            <w:vAlign w:val="center"/>
+          </w:tcPr>
+          <w:p>
+            <w:pPr>
+              <w:pStyle w:val="Style19"/>
+              <w:bidi w:val="0"/>
+              <w:spacing w:before="60" w:after="60"/>
+              <w:jc w:val="left"/>
+              <w:rPr/>
+            </w:pPr>
+            <w:r>
+              <w:rPr/>
+              <w:t>0.029 m</w:t>
+            </w:r>
+          </w:p>
+        </w:tc>
+        <w:tc>
+          <w:tcPr>
+            <w:tcW w:w="2241" w:type="dxa"/>
+            <w:tcBorders>
+              <w:top w:val="single" w:sz="2" w:space="0" w:color="444444"/>
+              <w:left w:val="single" w:sz="2" w:space="0" w:color="444444"/>
+              <w:bottom w:val="single" w:sz="2" w:space="0" w:color="444444"/>
+              <w:right w:val="single" w:sz="2" w:space="0" w:color="444444"/>
+            </w:tcBorders>
+            <w:shd w:fill="FFFFFF" w:val="clear"/>
+            <w:vAlign w:val="center"/>
+          </w:tcPr>
+          <w:p>
+            <w:pPr>
+              <w:pStyle w:val="Style19"/>
+              <w:bidi w:val="0"/>
+              <w:spacing w:before="60" w:after="60"/>
+              <w:jc w:val="left"/>
+              <w:rPr/>
+            </w:pPr>
+            <w:r>
+              <w:rPr/>
+              <w:t>—</w:t>
+            </w:r>
+          </w:p>
+        </w:tc>
+      </w:tr>
+      <w:tr>
+        <w:trPr/>
+        <w:tc>
+          <w:tcPr>
+            <w:tcW w:w="3545" w:type="dxa"/>
+            <w:tcBorders>
+              <w:top w:val="single" w:sz="2" w:space="0" w:color="444444"/>
+              <w:left w:val="single" w:sz="2" w:space="0" w:color="444444"/>
+              <w:bottom w:val="single" w:sz="2" w:space="0" w:color="444444"/>
+              <w:right w:val="single" w:sz="2" w:space="0" w:color="444444"/>
+            </w:tcBorders>
+            <w:shd w:fill="FFFFFF" w:val="clear"/>
+            <w:vAlign w:val="center"/>
+          </w:tcPr>
+          <w:p>
+            <w:pPr>
+              <w:pStyle w:val="Style19"/>
+              <w:bidi w:val="0"/>
+              <w:spacing w:before="60" w:after="60"/>
+              <w:jc w:val="left"/>
+              <w:rPr/>
+            </w:pPr>
+            <w:r>
+              <w:rPr/>
+              <w:t>MPPI</w:t>
+            </w:r>
+            <w:r>
+              <w:rPr/>
+              <w:t>（高斯）</w:t>
+            </w:r>
+          </w:p>
+        </w:tc>
+        <w:tc>
+          <w:tcPr>
+            <w:tcW w:w="1941" w:type="dxa"/>
+            <w:tcBorders>
+              <w:top w:val="single" w:sz="2" w:space="0" w:color="444444"/>
+              <w:left w:val="single" w:sz="2" w:space="0" w:color="444444"/>
+              <w:bottom w:val="single" w:sz="2" w:space="0" w:color="444444"/>
+              <w:right w:val="single" w:sz="2" w:space="0" w:color="444444"/>
+            </w:tcBorders>
+            <w:shd w:fill="FFFFFF" w:val="clear"/>
+            <w:vAlign w:val="center"/>
+          </w:tcPr>
+          <w:p>
+            <w:pPr>
+              <w:pStyle w:val="Style19"/>
+              <w:bidi w:val="0"/>
+              <w:spacing w:before="60" w:after="60"/>
+              <w:jc w:val="left"/>
+              <w:rPr/>
+            </w:pPr>
+            <w:r>
+              <w:rPr/>
+              <w:t>30/30 [0.89–1.00]</w:t>
+            </w:r>
+          </w:p>
+        </w:tc>
+        <w:tc>
+          <w:tcPr>
+            <w:tcW w:w="1671" w:type="dxa"/>
+            <w:tcBorders>
+              <w:top w:val="single" w:sz="2" w:space="0" w:color="444444"/>
+              <w:left w:val="single" w:sz="2" w:space="0" w:color="444444"/>
+              <w:bottom w:val="single" w:sz="2" w:space="0" w:color="444444"/>
+              <w:right w:val="single" w:sz="2" w:space="0" w:color="444444"/>
+            </w:tcBorders>
+            <w:shd w:fill="FFFFFF" w:val="clear"/>
+            <w:vAlign w:val="center"/>
+          </w:tcPr>
+          <w:p>
+            <w:pPr>
+              <w:pStyle w:val="Style19"/>
+              <w:bidi w:val="0"/>
+              <w:spacing w:before="60" w:after="60"/>
+              <w:jc w:val="left"/>
+              <w:rPr/>
+            </w:pPr>
+            <w:r>
+              <w:rPr/>
+              <w:t>0.002 m</w:t>
+            </w:r>
+          </w:p>
+        </w:tc>
+        <w:tc>
+          <w:tcPr>
+            <w:tcW w:w="2241" w:type="dxa"/>
+            <w:tcBorders>
+              <w:top w:val="single" w:sz="2" w:space="0" w:color="444444"/>
+              <w:left w:val="single" w:sz="2" w:space="0" w:color="444444"/>
+              <w:bottom w:val="single" w:sz="2" w:space="0" w:color="444444"/>
+              <w:right w:val="single" w:sz="2" w:space="0" w:color="444444"/>
+            </w:tcBorders>
+            <w:shd w:fill="FFFFFF" w:val="clear"/>
+            <w:vAlign w:val="center"/>
+          </w:tcPr>
+          <w:p>
+            <w:pPr>
+              <w:pStyle w:val="Style19"/>
+              <w:bidi w:val="0"/>
+              <w:spacing w:before="60" w:after="60"/>
+              <w:jc w:val="left"/>
+              <w:rPr/>
+            </w:pPr>
+            <w:r>
+              <w:rPr/>
+              <w:t>0.002</w:t>
+            </w:r>
+          </w:p>
+        </w:tc>
+      </w:tr>
+      <w:tr>
+        <w:trPr/>
+        <w:tc>
+          <w:tcPr>
+            <w:tcW w:w="3545" w:type="dxa"/>
+            <w:tcBorders>
+              <w:top w:val="single" w:sz="2" w:space="0" w:color="444444"/>
+              <w:left w:val="single" w:sz="2" w:space="0" w:color="444444"/>
+              <w:bottom w:val="single" w:sz="2" w:space="0" w:color="444444"/>
+              <w:right w:val="single" w:sz="2" w:space="0" w:color="444444"/>
+            </w:tcBorders>
+            <w:shd w:fill="FFFFFF" w:val="clear"/>
+            <w:vAlign w:val="center"/>
+          </w:tcPr>
+          <w:p>
+            <w:pPr>
+              <w:pStyle w:val="Style19"/>
+              <w:bidi w:val="0"/>
+              <w:spacing w:before="60" w:after="60"/>
+              <w:jc w:val="left"/>
+              <w:rPr/>
+            </w:pPr>
+            <w:r>
+              <w:rPr/>
+              <w:t>Log-MPPI</w:t>
+            </w:r>
+          </w:p>
+        </w:tc>
+        <w:tc>
+          <w:tcPr>
+            <w:tcW w:w="1941" w:type="dxa"/>
+            <w:tcBorders>
+              <w:top w:val="single" w:sz="2" w:space="0" w:color="444444"/>
+              <w:left w:val="single" w:sz="2" w:space="0" w:color="444444"/>
+              <w:bottom w:val="single" w:sz="2" w:space="0" w:color="444444"/>
+              <w:right w:val="single" w:sz="2" w:space="0" w:color="444444"/>
+            </w:tcBorders>
+            <w:shd w:fill="FFFFFF" w:val="clear"/>
+            <w:vAlign w:val="center"/>
+          </w:tcPr>
+          <w:p>
+            <w:pPr>
+              <w:pStyle w:val="Style19"/>
+              <w:bidi w:val="0"/>
+              <w:spacing w:before="60" w:after="60"/>
+              <w:jc w:val="left"/>
+              <w:rPr/>
+            </w:pPr>
+            <w:r>
+              <w:rPr/>
+              <w:t>30/30 [0.89–1.00]</w:t>
+            </w:r>
+          </w:p>
+        </w:tc>
+        <w:tc>
+          <w:tcPr>
+            <w:tcW w:w="1671" w:type="dxa"/>
+            <w:tcBorders>
+              <w:top w:val="single" w:sz="2" w:space="0" w:color="444444"/>
+              <w:left w:val="single" w:sz="2" w:space="0" w:color="444444"/>
+              <w:bottom w:val="single" w:sz="2" w:space="0" w:color="444444"/>
+              <w:right w:val="single" w:sz="2" w:space="0" w:color="444444"/>
+            </w:tcBorders>
+            <w:shd w:fill="FFFFFF" w:val="clear"/>
+            <w:vAlign w:val="center"/>
+          </w:tcPr>
+          <w:p>
+            <w:pPr>
+              <w:pStyle w:val="Style19"/>
+              <w:bidi w:val="0"/>
+              <w:spacing w:before="60" w:after="60"/>
+              <w:jc w:val="left"/>
+              <w:rPr/>
+            </w:pPr>
+            <w:r>
+              <w:rPr/>
+              <w:t>0.002 m</w:t>
+            </w:r>
+          </w:p>
+        </w:tc>
+        <w:tc>
+          <w:tcPr>
+            <w:tcW w:w="2241" w:type="dxa"/>
+            <w:tcBorders>
+              <w:top w:val="single" w:sz="2" w:space="0" w:color="444444"/>
+              <w:left w:val="single" w:sz="2" w:space="0" w:color="444444"/>
+              <w:bottom w:val="single" w:sz="2" w:space="0" w:color="444444"/>
+              <w:right w:val="single" w:sz="2" w:space="0" w:color="444444"/>
+            </w:tcBorders>
+            <w:shd w:fill="FFFFFF" w:val="clear"/>
+            <w:vAlign w:val="center"/>
+          </w:tcPr>
+          <w:p>
+            <w:pPr>
+              <w:pStyle w:val="Style19"/>
+              <w:bidi w:val="0"/>
+              <w:spacing w:before="60" w:after="60"/>
+              <w:jc w:val="left"/>
+              <w:rPr/>
+            </w:pPr>
+            <w:r>
+              <w:rPr/>
+              <w:t>0.002</w:t>
+            </w:r>
+          </w:p>
+        </w:tc>
+      </w:tr>
+      <w:tr>
+        <w:trPr/>
+        <w:tc>
+          <w:tcPr>
+            <w:tcW w:w="3545" w:type="dxa"/>
+            <w:tcBorders>
+              <w:top w:val="single" w:sz="2" w:space="0" w:color="444444"/>
+              <w:left w:val="single" w:sz="2" w:space="0" w:color="444444"/>
+              <w:bottom w:val="single" w:sz="2" w:space="0" w:color="444444"/>
+              <w:right w:val="single" w:sz="2" w:space="0" w:color="444444"/>
+            </w:tcBorders>
+            <w:shd w:fill="FFFFFF" w:val="clear"/>
+            <w:vAlign w:val="center"/>
+          </w:tcPr>
+          <w:p>
+            <w:pPr>
+              <w:pStyle w:val="Style19"/>
+              <w:bidi w:val="0"/>
+              <w:spacing w:before="60" w:after="60"/>
+              <w:jc w:val="left"/>
+              <w:rPr/>
+            </w:pPr>
+            <w:r>
+              <w:rPr/>
+              <w:t>Fre-MPPI</w:t>
+            </w:r>
+            <w:r>
+              <w:rPr/>
+              <w:t>（频域）</w:t>
+            </w:r>
+          </w:p>
+        </w:tc>
+        <w:tc>
+          <w:tcPr>
+            <w:tcW w:w="1941" w:type="dxa"/>
+            <w:tcBorders>
+              <w:top w:val="single" w:sz="2" w:space="0" w:color="444444"/>
+              <w:left w:val="single" w:sz="2" w:space="0" w:color="444444"/>
+              <w:bottom w:val="single" w:sz="2" w:space="0" w:color="444444"/>
+              <w:right w:val="single" w:sz="2" w:space="0" w:color="444444"/>
+            </w:tcBorders>
+            <w:shd w:fill="FFFFFF" w:val="clear"/>
+            <w:vAlign w:val="center"/>
+          </w:tcPr>
+          <w:p>
+            <w:pPr>
+              <w:pStyle w:val="Style19"/>
+              <w:bidi w:val="0"/>
+              <w:spacing w:before="60" w:after="60"/>
+              <w:jc w:val="left"/>
+              <w:rPr/>
+            </w:pPr>
+            <w:r>
+              <w:rPr/>
+              <w:t>20/30 [0.49–0.81]</w:t>
+            </w:r>
+          </w:p>
+        </w:tc>
+        <w:tc>
+          <w:tcPr>
+            <w:tcW w:w="1671" w:type="dxa"/>
+            <w:tcBorders>
+              <w:top w:val="single" w:sz="2" w:space="0" w:color="444444"/>
+              <w:left w:val="single" w:sz="2" w:space="0" w:color="444444"/>
+              <w:bottom w:val="single" w:sz="2" w:space="0" w:color="444444"/>
+              <w:right w:val="single" w:sz="2" w:space="0" w:color="444444"/>
+            </w:tcBorders>
+            <w:shd w:fill="FFFFFF" w:val="clear"/>
+            <w:vAlign w:val="center"/>
+          </w:tcPr>
+          <w:p>
+            <w:pPr>
+              <w:pStyle w:val="Style19"/>
+              <w:bidi w:val="0"/>
+              <w:spacing w:before="60" w:after="60"/>
+              <w:jc w:val="left"/>
+              <w:rPr/>
+            </w:pPr>
+            <w:r>
+              <w:rPr/>
+              <w:t>0.045 m</w:t>
+            </w:r>
+          </w:p>
+        </w:tc>
+        <w:tc>
+          <w:tcPr>
+            <w:tcW w:w="2241" w:type="dxa"/>
+            <w:tcBorders>
+              <w:top w:val="single" w:sz="2" w:space="0" w:color="444444"/>
+              <w:left w:val="single" w:sz="2" w:space="0" w:color="444444"/>
+              <w:bottom w:val="single" w:sz="2" w:space="0" w:color="444444"/>
+              <w:right w:val="single" w:sz="2" w:space="0" w:color="444444"/>
+            </w:tcBorders>
+            <w:shd w:fill="FFFFFF" w:val="clear"/>
+            <w:vAlign w:val="center"/>
+          </w:tcPr>
+          <w:p>
+            <w:pPr>
+              <w:pStyle w:val="Style19"/>
+              <w:bidi w:val="0"/>
+              <w:spacing w:before="60" w:after="60"/>
+              <w:jc w:val="left"/>
+              <w:rPr/>
+            </w:pPr>
+            <w:r>
+              <w:rPr/>
+              <w:t>1.000</w:t>
+            </w:r>
+          </w:p>
+        </w:tc>
+      </w:tr>
+      <w:tr>
+        <w:trPr/>
+        <w:tc>
+          <w:tcPr>
+            <w:tcW w:w="3545" w:type="dxa"/>
+            <w:tcBorders>
+              <w:top w:val="single" w:sz="2" w:space="0" w:color="444444"/>
+              <w:left w:val="single" w:sz="2" w:space="0" w:color="444444"/>
+              <w:bottom w:val="single" w:sz="2" w:space="0" w:color="444444"/>
+              <w:right w:val="single" w:sz="2" w:space="0" w:color="444444"/>
+            </w:tcBorders>
+            <w:shd w:fill="FFFFFF" w:val="clear"/>
+            <w:vAlign w:val="center"/>
+          </w:tcPr>
+          <w:p>
+            <w:pPr>
+              <w:pStyle w:val="Style19"/>
+              <w:bidi w:val="0"/>
+              <w:spacing w:before="60" w:after="60"/>
+              <w:jc w:val="left"/>
+              <w:rPr/>
+            </w:pPr>
+            <w:r>
+              <w:rPr/>
+              <w:t>Biased-MPPI</w:t>
+            </w:r>
+          </w:p>
+        </w:tc>
+        <w:tc>
+          <w:tcPr>
+            <w:tcW w:w="1941" w:type="dxa"/>
+            <w:tcBorders>
+              <w:top w:val="single" w:sz="2" w:space="0" w:color="444444"/>
+              <w:left w:val="single" w:sz="2" w:space="0" w:color="444444"/>
+              <w:bottom w:val="single" w:sz="2" w:space="0" w:color="444444"/>
+              <w:right w:val="single" w:sz="2" w:space="0" w:color="444444"/>
+            </w:tcBorders>
+            <w:shd w:fill="FFFFFF" w:val="clear"/>
+            <w:vAlign w:val="center"/>
+          </w:tcPr>
+          <w:p>
+            <w:pPr>
+              <w:pStyle w:val="Style19"/>
+              <w:bidi w:val="0"/>
+              <w:spacing w:before="60" w:after="60"/>
+              <w:jc w:val="left"/>
+              <w:rPr/>
+            </w:pPr>
+            <w:r>
+              <w:rPr/>
+              <w:t>30/30 [0.89–1.00]</w:t>
+            </w:r>
+          </w:p>
+        </w:tc>
+        <w:tc>
+          <w:tcPr>
+            <w:tcW w:w="1671" w:type="dxa"/>
+            <w:tcBorders>
+              <w:top w:val="single" w:sz="2" w:space="0" w:color="444444"/>
+              <w:left w:val="single" w:sz="2" w:space="0" w:color="444444"/>
+              <w:bottom w:val="single" w:sz="2" w:space="0" w:color="444444"/>
+              <w:right w:val="single" w:sz="2" w:space="0" w:color="444444"/>
+            </w:tcBorders>
+            <w:shd w:fill="FFFFFF" w:val="clear"/>
+            <w:vAlign w:val="center"/>
+          </w:tcPr>
+          <w:p>
+            <w:pPr>
+              <w:pStyle w:val="Style19"/>
+              <w:bidi w:val="0"/>
+              <w:spacing w:before="60" w:after="60"/>
+              <w:jc w:val="left"/>
+              <w:rPr/>
+            </w:pPr>
+            <w:r>
+              <w:rPr/>
+              <w:t>0.012 m</w:t>
+            </w:r>
+          </w:p>
+        </w:tc>
+        <w:tc>
+          <w:tcPr>
+            <w:tcW w:w="2241" w:type="dxa"/>
+            <w:tcBorders>
+              <w:top w:val="single" w:sz="2" w:space="0" w:color="444444"/>
+              <w:left w:val="single" w:sz="2" w:space="0" w:color="444444"/>
+              <w:bottom w:val="single" w:sz="2" w:space="0" w:color="444444"/>
+              <w:right w:val="single" w:sz="2" w:space="0" w:color="444444"/>
+            </w:tcBorders>
+            <w:shd w:fill="FFFFFF" w:val="clear"/>
+            <w:vAlign w:val="center"/>
+          </w:tcPr>
+          <w:p>
+            <w:pPr>
+              <w:pStyle w:val="Style19"/>
+              <w:bidi w:val="0"/>
+              <w:spacing w:before="60" w:after="60"/>
+              <w:jc w:val="left"/>
+              <w:rPr/>
+            </w:pPr>
+            <w:r>
+              <w:rPr/>
+              <w:t>0.002</w:t>
+            </w:r>
+          </w:p>
+        </w:tc>
+      </w:tr>
+      <w:tr>
+        <w:trPr/>
+        <w:tc>
+          <w:tcPr>
+            <w:tcW w:w="3545" w:type="dxa"/>
+            <w:tcBorders>
+              <w:top w:val="single" w:sz="2" w:space="0" w:color="444444"/>
+              <w:left w:val="single" w:sz="2" w:space="0" w:color="444444"/>
+              <w:bottom w:val="single" w:sz="2" w:space="0" w:color="444444"/>
+              <w:right w:val="single" w:sz="2" w:space="0" w:color="444444"/>
+            </w:tcBorders>
+            <w:shd w:fill="FFFFFF" w:val="clear"/>
+            <w:vAlign w:val="center"/>
+          </w:tcPr>
+          <w:p>
+            <w:pPr>
+              <w:pStyle w:val="Style19"/>
+              <w:bidi w:val="0"/>
+              <w:spacing w:before="60" w:after="60"/>
+              <w:jc w:val="left"/>
+              <w:rPr/>
+            </w:pPr>
+            <w:r>
+              <w:rPr/>
+              <w:t>High-MPPI</w:t>
+            </w:r>
+            <w:r>
+              <w:rPr/>
+              <w:t>（去掉障碍</w:t>
+            </w:r>
+            <w:r>
+              <w:rPr/>
+              <w:t>/</w:t>
+            </w:r>
+            <w:r>
+              <w:rPr/>
+              <w:t>倾角代价）</w:t>
+            </w:r>
+          </w:p>
+        </w:tc>
+        <w:tc>
+          <w:tcPr>
+            <w:tcW w:w="1941" w:type="dxa"/>
+            <w:tcBorders>
+              <w:top w:val="single" w:sz="2" w:space="0" w:color="444444"/>
+              <w:left w:val="single" w:sz="2" w:space="0" w:color="444444"/>
+              <w:bottom w:val="single" w:sz="2" w:space="0" w:color="444444"/>
+              <w:right w:val="single" w:sz="2" w:space="0" w:color="444444"/>
+            </w:tcBorders>
+            <w:shd w:fill="FFFFFF" w:val="clear"/>
+            <w:vAlign w:val="center"/>
+          </w:tcPr>
+          <w:p>
+            <w:pPr>
+              <w:pStyle w:val="Style19"/>
+              <w:bidi w:val="0"/>
+              <w:spacing w:before="60" w:after="60"/>
+              <w:jc w:val="left"/>
+              <w:rPr/>
+            </w:pPr>
+            <w:r>
+              <w:rPr/>
+              <w:t>30/30 [0.89–1.00]</w:t>
+            </w:r>
+          </w:p>
+        </w:tc>
+        <w:tc>
+          <w:tcPr>
+            <w:tcW w:w="1671" w:type="dxa"/>
+            <w:tcBorders>
+              <w:top w:val="single" w:sz="2" w:space="0" w:color="444444"/>
+              <w:left w:val="single" w:sz="2" w:space="0" w:color="444444"/>
+              <w:bottom w:val="single" w:sz="2" w:space="0" w:color="444444"/>
+              <w:right w:val="single" w:sz="2" w:space="0" w:color="444444"/>
+            </w:tcBorders>
+            <w:shd w:fill="FFFFFF" w:val="clear"/>
+            <w:vAlign w:val="center"/>
+          </w:tcPr>
+          <w:p>
+            <w:pPr>
+              <w:pStyle w:val="Style19"/>
+              <w:bidi w:val="0"/>
+              <w:spacing w:before="60" w:after="60"/>
+              <w:jc w:val="left"/>
+              <w:rPr/>
+            </w:pPr>
+            <w:r>
+              <w:rPr/>
+              <w:t>0.003 m</w:t>
+            </w:r>
+          </w:p>
+        </w:tc>
+        <w:tc>
+          <w:tcPr>
+            <w:tcW w:w="2241" w:type="dxa"/>
+            <w:tcBorders>
+              <w:top w:val="single" w:sz="2" w:space="0" w:color="444444"/>
+              <w:left w:val="single" w:sz="2" w:space="0" w:color="444444"/>
+              <w:bottom w:val="single" w:sz="2" w:space="0" w:color="444444"/>
+              <w:right w:val="single" w:sz="2" w:space="0" w:color="444444"/>
+            </w:tcBorders>
+            <w:shd w:fill="FFFFFF" w:val="clear"/>
+            <w:vAlign w:val="center"/>
+          </w:tcPr>
+          <w:p>
+            <w:pPr>
+              <w:pStyle w:val="Style19"/>
+              <w:bidi w:val="0"/>
+              <w:spacing w:before="60" w:after="60"/>
+              <w:jc w:val="left"/>
+              <w:rPr/>
+            </w:pPr>
+            <w:r>
+              <w:rPr/>
+              <w:t>0.002</w:t>
+            </w:r>
+          </w:p>
+        </w:tc>
+      </w:tr>
+      <w:tr>
+        <w:trPr/>
+        <w:tc>
+          <w:tcPr>
+            <w:tcW w:w="3545" w:type="dxa"/>
+            <w:tcBorders>
+              <w:top w:val="single" w:sz="2" w:space="0" w:color="444444"/>
+              <w:left w:val="single" w:sz="2" w:space="0" w:color="444444"/>
+              <w:bottom w:val="single" w:sz="2" w:space="0" w:color="444444"/>
+              <w:right w:val="single" w:sz="2" w:space="0" w:color="444444"/>
+            </w:tcBorders>
+            <w:shd w:fill="FFFFFF" w:val="clear"/>
+            <w:vAlign w:val="center"/>
+          </w:tcPr>
+          <w:p>
+            <w:pPr>
+              <w:pStyle w:val="Style19"/>
+              <w:bidi w:val="0"/>
+              <w:spacing w:before="60" w:after="60"/>
+              <w:jc w:val="left"/>
+              <w:rPr/>
+            </w:pPr>
+            <w:r>
+              <w:rPr/>
+              <w:t>CEM</w:t>
+            </w:r>
+          </w:p>
+        </w:tc>
+        <w:tc>
+          <w:tcPr>
+            <w:tcW w:w="1941" w:type="dxa"/>
+            <w:tcBorders>
+              <w:top w:val="single" w:sz="2" w:space="0" w:color="444444"/>
+              <w:left w:val="single" w:sz="2" w:space="0" w:color="444444"/>
+              <w:bottom w:val="single" w:sz="2" w:space="0" w:color="444444"/>
+              <w:right w:val="single" w:sz="2" w:space="0" w:color="444444"/>
+            </w:tcBorders>
+            <w:shd w:fill="FFFFFF" w:val="clear"/>
+            <w:vAlign w:val="center"/>
+          </w:tcPr>
+          <w:p>
+            <w:pPr>
+              <w:pStyle w:val="Style19"/>
+              <w:bidi w:val="0"/>
+              <w:spacing w:before="60" w:after="60"/>
+              <w:jc w:val="left"/>
+              <w:rPr/>
+            </w:pPr>
+            <w:r>
+              <w:rPr/>
+              <w:t>30/30 [0.89–1.00]</w:t>
+            </w:r>
+          </w:p>
+        </w:tc>
+        <w:tc>
+          <w:tcPr>
+            <w:tcW w:w="1671" w:type="dxa"/>
+            <w:tcBorders>
+              <w:top w:val="single" w:sz="2" w:space="0" w:color="444444"/>
+              <w:left w:val="single" w:sz="2" w:space="0" w:color="444444"/>
+              <w:bottom w:val="single" w:sz="2" w:space="0" w:color="444444"/>
+              <w:right w:val="single" w:sz="2" w:space="0" w:color="444444"/>
+            </w:tcBorders>
+            <w:shd w:fill="FFFFFF" w:val="clear"/>
+            <w:vAlign w:val="center"/>
+          </w:tcPr>
+          <w:p>
+            <w:pPr>
+              <w:pStyle w:val="Style19"/>
+              <w:bidi w:val="0"/>
+              <w:spacing w:before="60" w:after="60"/>
+              <w:jc w:val="left"/>
+              <w:rPr/>
+            </w:pPr>
+            <w:r>
+              <w:rPr/>
+              <w:t>0.002 m</w:t>
+            </w:r>
+          </w:p>
+        </w:tc>
+        <w:tc>
+          <w:tcPr>
+            <w:tcW w:w="2241" w:type="dxa"/>
+            <w:tcBorders>
+              <w:top w:val="single" w:sz="2" w:space="0" w:color="444444"/>
+              <w:left w:val="single" w:sz="2" w:space="0" w:color="444444"/>
+              <w:bottom w:val="single" w:sz="2" w:space="0" w:color="444444"/>
+              <w:right w:val="single" w:sz="2" w:space="0" w:color="444444"/>
+            </w:tcBorders>
+            <w:shd w:fill="FFFFFF" w:val="clear"/>
+            <w:vAlign w:val="center"/>
+          </w:tcPr>
+          <w:p>
+            <w:pPr>
+              <w:pStyle w:val="Style19"/>
+              <w:bidi w:val="0"/>
+              <w:spacing w:before="60" w:after="60"/>
+              <w:jc w:val="left"/>
+              <w:rPr/>
+            </w:pPr>
+            <w:r>
+              <w:rPr/>
+              <w:t>0.002</w:t>
+            </w:r>
+          </w:p>
+        </w:tc>
+      </w:tr>
+    </w:tbl>
+    <w:p>
+      <w:pPr>
+        <w:pStyle w:val="Style17"/>
+        <w:bidi w:val="0"/>
+        <w:spacing w:before="60" w:after="60"/>
+        <w:ind w:left="60" w:right="60" w:hanging="0"/>
+        <w:jc w:val="both"/>
+        <w:rPr/>
+      </w:pPr>
+      <w:r>
+        <w:rPr>
+          <w:b/>
+        </w:rPr>
+        <w:t xml:space="preserve">表 </w:t>
+      </w:r>
+      <w:r>
+        <w:rPr>
+          <w:b/>
+        </w:rPr>
+        <w:t xml:space="preserve">7 </w:t>
+      </w:r>
+      <w:r>
+        <w:rPr>
+          <w:b/>
+        </w:rPr>
+        <w:t>变体对照（</w:t>
+      </w:r>
+      <w:r>
+        <w:rPr>
+          <w:b/>
+        </w:rPr>
+        <w:t xml:space="preserve">30 </w:t>
+      </w:r>
+      <w:r>
+        <w:rPr>
+          <w:b/>
+        </w:rPr>
+        <w:t xml:space="preserve">种子，等预算 </w:t>
+      </w:r>
+      <w:r>
+        <w:rPr>
+          <w:b/>
+        </w:rPr>
+        <w:t xml:space="preserve">10 000 </w:t>
+      </w:r>
+      <w:r>
+        <w:rPr>
+          <w:b/>
+        </w:rPr>
+        <w:t>次评估）</w:t>
+      </w:r>
+    </w:p>
+    <w:p>
+      <w:pPr>
+        <w:pStyle w:val="Style17"/>
+        <w:bidi w:val="0"/>
+        <w:spacing w:before="60" w:after="60"/>
+        <w:ind w:left="60" w:right="60" w:hanging="0"/>
+        <w:jc w:val="both"/>
+        <w:rPr/>
+      </w:pPr>
+      <w:r>
+        <w:rPr/>
+        <w:t xml:space="preserve">公平性记录：所有变体同初始序列、同扰动限幅 </w:t>
+      </w:r>
+      <w:r>
+        <w:rPr/>
+        <w:t>±0.3</w:t>
+      </w:r>
+      <w:r>
+        <w:rPr/>
+        <w:t xml:space="preserve">、同控制限幅 </w:t>
+      </w:r>
+      <w:r>
+        <w:rPr/>
+        <w:t>±1.0</w:t>
+      </w:r>
+      <w:r>
+        <w:rPr/>
+        <w:t xml:space="preserve">、同温度定义、同 </w:t>
+      </w:r>
+      <w:r>
+        <w:rPr/>
+        <w:t xml:space="preserve">10 </w:t>
+      </w:r>
+      <w:r>
+        <w:rPr/>
+        <w:t xml:space="preserve">次迭代；两阶段总评估 </w:t>
+      </w:r>
+      <w:r>
+        <w:rPr/>
+        <w:t xml:space="preserve">10 000 </w:t>
+      </w:r>
+      <w:r>
+        <w:rPr/>
+        <w:t xml:space="preserve">次，单阶段 </w:t>
+      </w:r>
+      <w:r>
+        <w:rPr/>
+        <w:t xml:space="preserve">1000×10 </w:t>
+      </w:r>
+      <w:r>
+        <w:rPr/>
+        <w:t>次。</w:t>
+      </w:r>
+      <w:r>
+        <w:rPr>
+          <w:rStyle w:val="Style13"/>
+        </w:rPr>
+        <w:t>high_mppi</w:t>
+      </w:r>
+      <w:r>
+        <w:rPr/>
+        <w:t xml:space="preserve"> </w:t>
+      </w:r>
+      <w:r>
+        <w:rPr/>
+        <w:t xml:space="preserve">从可行种子出发且扰动小，碰撞数为 </w:t>
+      </w:r>
+      <w:r>
+        <w:rPr/>
+        <w:t>0</w:t>
+      </w:r>
+      <w:r>
+        <w:rPr/>
+        <w:t>，不能作为“不处理约束会撞”的证据。</w:t>
+      </w:r>
+    </w:p>
+    <w:p>
+      <w:pPr>
         <w:pStyle w:val="Img"/>
         <w:bidi w:val="0"/>
         <w:spacing w:before="150" w:after="30"/>
@@ -15289,17 +15317,14 @@
         <w:rPr/>
         <w:t>实验。</w:t>
       </w:r>
+      <w:r>
+        <w:br w:type="page"/>
+      </w:r>
     </w:p>
     <w:p>
       <w:pPr>
         <w:pStyle w:val="3"/>
-        <w:keepNext w:val="true"/>
-        <w:numPr>
-          <w:ilvl w:val="0"/>
-          <w:numId w:val="0"/>
-        </w:numPr>
-        <w:bidi w:val="0"/>
-        <w:spacing w:before="210" w:after="120"/>
+        <w:bidi w:val="0"/>
         <w:jc w:val="left"/>
         <w:rPr/>
       </w:pPr>
@@ -17922,9 +17947,10 @@
       </w:r>
     </w:p>
     <w:sectPr>
+      <w:footerReference w:type="default" r:id="rId19"/>
       <w:type w:val="nextPage"/>
       <w:pgSz w:w="11906" w:h="16838"/>
-      <w:pgMar w:left="1077" w:right="1077" w:gutter="0" w:header="0" w:top="1134" w:footer="0" w:bottom="1134"/>
+      <w:pgMar w:left="1077" w:right="1077" w:gutter="0" w:header="0" w:top="1134" w:footer="1134" w:bottom="1417"/>
       <w:pgNumType w:fmt="decimal"/>
       <w:formProt w:val="false"/>
       <w:textDirection w:val="lrTb"/>
@@ -17932,6 +17958,39 @@
     </w:sectPr>
   </w:body>
 </w:document>
+</file>
+
+<file path=word/footer1.xml><?xml version="1.0" encoding="utf-8"?>
+<w:ftr xmlns:o="urn:schemas-microsoft-com:office:office" xmlns:r="http://schemas.openxmlformats.org/officeDocument/2006/relationships" xmlns:v="urn:schemas-microsoft-com:vml" xmlns:w="http://schemas.openxmlformats.org/wordprocessingml/2006/main" xmlns:w10="urn:schemas-microsoft-com:office:word" xmlns:wp="http://schemas.openxmlformats.org/drawingml/2006/wordprocessingDrawing" xmlns:wps="http://schemas.microsoft.com/office/word/2010/wordprocessingShape" xmlns:wpg="http://schemas.microsoft.com/office/word/2010/wordprocessingGroup" xmlns:mc="http://schemas.openxmlformats.org/markup-compatibility/2006" xmlns:wp14="http://schemas.microsoft.com/office/word/2010/wordprocessingDrawing" xmlns:w14="http://schemas.microsoft.com/office/word/2010/wordml" xmlns:w15="http://schemas.microsoft.com/office/word/2012/wordml" mc:Ignorable="w14 wp14 w15">
+  <w:p>
+    <w:pPr>
+      <w:pStyle w:val="P1Footer"/>
+      <w:bidi w:val="0"/>
+      <w:jc w:val="center"/>
+      <w:rPr/>
+    </w:pPr>
+    <w:r>
+      <w:rPr/>
+      <w:fldChar w:fldCharType="begin"/>
+    </w:r>
+    <w:r>
+      <w:rPr/>
+      <w:instrText xml:space="preserve"> PAGE </w:instrText>
+    </w:r>
+    <w:r>
+      <w:rPr/>
+      <w:fldChar w:fldCharType="separate"/>
+    </w:r>
+    <w:r>
+      <w:rPr/>
+      <w:t>22</w:t>
+    </w:r>
+    <w:r>
+      <w:rPr/>
+      <w:fldChar w:fldCharType="end"/>
+    </w:r>
+  </w:p>
+</w:ftr>
 </file>
 
 <file path=word/numbering.xml><?xml version="1.0" encoding="utf-8"?>
@@ -18949,6 +19008,25 @@
     <w:qFormat/>
     <w:rPr>
       <w:rFonts w:ascii="OpenSymbol" w:hAnsi="OpenSymbol" w:eastAsia="OpenSymbol" w:cs="OpenSymbol"/>
+    </w:rPr>
+  </w:style>
+  <w:style w:type="paragraph" w:styleId="P1Footer">
+    <w:name w:val="P1Footer"/>
+    <w:qFormat/>
+    <w:pPr>
+      <w:widowControl w:val="false"/>
+      <w:kinsoku w:val="true"/>
+      <w:overflowPunct w:val="true"/>
+      <w:autoSpaceDE w:val="true"/>
+      <w:bidi w:val="0"/>
+      <w:jc w:val="center"/>
+    </w:pPr>
+    <w:rPr>
+      <w:rFonts w:ascii="Liberation Serif" w:hAnsi="Liberation Serif" w:eastAsia="Noto Serif CJK SC" w:cs="Noto Sans CJK SC"/>
+      <w:color w:val="auto"/>
+      <w:sz w:val="24"/>
+      <w:szCs w:val="24"/>
+      <w:lang w:val="en-US" w:eastAsia="zh-CN" w:bidi="hi-IN"/>
     </w:rPr>
   </w:style>
   <w:style w:type="paragraph" w:styleId="Style16">

--- a/p1/reports/final/P1_FINAL_REPORT.docx
+++ b/p1/reports/final/P1_FINAL_REPORT.docx
@@ -204,19 +204,6 @@
       <w:r>
         <w:rPr/>
         <w:t>计时与真机实验。</w:t>
-      </w:r>
-    </w:p>
-    <w:p>
-      <w:pPr>
-        <w:pStyle w:val="Gap"/>
-        <w:bidi w:val="0"/>
-        <w:spacing w:lineRule="auto" w:line="24" w:before="30" w:after="30"/>
-        <w:ind w:left="30" w:right="30" w:hanging="0"/>
-        <w:rPr/>
-      </w:pPr>
-      <w:r>
-        <w:rPr/>
-        <w:t> </w:t>
       </w:r>
     </w:p>
     <w:p>
@@ -834,19 +821,6 @@
     </w:p>
     <w:p>
       <w:pPr>
-        <w:pStyle w:val="Gap"/>
-        <w:bidi w:val="0"/>
-        <w:spacing w:lineRule="auto" w:line="24" w:before="30" w:after="30"/>
-        <w:ind w:left="30" w:right="30" w:hanging="0"/>
-        <w:rPr/>
-      </w:pPr>
-      <w:r>
-        <w:rPr/>
-        <w:t> </w:t>
-      </w:r>
-    </w:p>
-    <w:p>
-      <w:pPr>
         <w:pStyle w:val="2"/>
         <w:keepNext w:val="true"/>
         <w:numPr>
@@ -1092,19 +1066,6 @@
       <w:r>
         <w:rPr/>
         <w:t>本文复现前两项的算法机制，第三项不在范围内。</w:t>
-      </w:r>
-    </w:p>
-    <w:p>
-      <w:pPr>
-        <w:pStyle w:val="Gap"/>
-        <w:bidi w:val="0"/>
-        <w:spacing w:lineRule="auto" w:line="24" w:before="30" w:after="30"/>
-        <w:ind w:left="30" w:right="30" w:hanging="0"/>
-        <w:rPr/>
-      </w:pPr>
-      <w:r>
-        <w:rPr/>
-        <w:t> </w:t>
       </w:r>
     </w:p>
     <w:p>
@@ -1503,19 +1464,6 @@
     </w:p>
     <w:p>
       <w:pPr>
-        <w:pStyle w:val="Gap"/>
-        <w:bidi w:val="0"/>
-        <w:spacing w:lineRule="auto" w:line="24" w:before="30" w:after="30"/>
-        <w:ind w:left="30" w:right="30" w:hanging="0"/>
-        <w:rPr/>
-      </w:pPr>
-      <w:r>
-        <w:rPr/>
-        <w:t> </w:t>
-      </w:r>
-    </w:p>
-    <w:p>
-      <w:pPr>
         <w:pStyle w:val="2"/>
         <w:keepNext w:val="true"/>
         <w:numPr>
@@ -3008,19 +2956,6 @@
       <w:r>
         <w:rPr/>
         <w:t>）。</w:t>
-      </w:r>
-    </w:p>
-    <w:p>
-      <w:pPr>
-        <w:pStyle w:val="Gap"/>
-        <w:bidi w:val="0"/>
-        <w:spacing w:lineRule="auto" w:line="24" w:before="30" w:after="30"/>
-        <w:ind w:left="30" w:right="30" w:hanging="0"/>
-        <w:rPr/>
-      </w:pPr>
-      <w:r>
-        <w:rPr/>
-        <w:t> </w:t>
       </w:r>
     </w:p>
     <w:p>
@@ -4035,19 +3970,6 @@
     </w:p>
     <w:p>
       <w:pPr>
-        <w:pStyle w:val="Gap"/>
-        <w:bidi w:val="0"/>
-        <w:spacing w:lineRule="auto" w:line="24" w:before="30" w:after="30"/>
-        <w:ind w:left="30" w:right="30" w:hanging="0"/>
-        <w:rPr/>
-      </w:pPr>
-      <w:r>
-        <w:rPr/>
-        <w:t> </w:t>
-      </w:r>
-    </w:p>
-    <w:p>
-      <w:pPr>
         <w:pStyle w:val="2"/>
         <w:keepNext w:val="true"/>
         <w:numPr>
@@ -5049,19 +4971,6 @@
     </w:p>
     <w:p>
       <w:pPr>
-        <w:pStyle w:val="Gap"/>
-        <w:bidi w:val="0"/>
-        <w:spacing w:lineRule="auto" w:line="24" w:before="30" w:after="30"/>
-        <w:ind w:left="30" w:right="30" w:hanging="0"/>
-        <w:rPr/>
-      </w:pPr>
-      <w:r>
-        <w:rPr/>
-        <w:t> </w:t>
-      </w:r>
-    </w:p>
-    <w:p>
-      <w:pPr>
         <w:pStyle w:val="2"/>
         <w:keepNext w:val="true"/>
         <w:numPr>
@@ -5710,13 +5619,13 @@
       </w:r>
       <w:r>
         <w:rPr/>
-        <w:t>是吉川可操作度：</w:t>
-      </w:r>
-      <w:r>
-        <w:rPr>
-          <w:rStyle w:val="Style13"/>
-        </w:rPr>
-        <w:t>J_rJ_rᵀ</w:t>
+        <w:t>是吉川可操作度。</w:t>
+      </w:r>
+      <w:r>
+        <w:rPr>
+          <w:rStyle w:val="Style13"/>
+        </w:rPr>
+        <w:t>J_r</w:t>
       </w:r>
       <w:r>
         <w:rPr/>
@@ -5724,13 +5633,19 @@
       </w:r>
       <w:r>
         <w:rPr/>
-        <w:t xml:space="preserve">的特征值 </w:t>
-      </w:r>
-      <w:r>
-        <w:rPr>
-          <w:rStyle w:val="Style13"/>
-        </w:rPr>
-        <w:t>σ_i = s_i²</w:t>
+        <w:t xml:space="preserve">是 </w:t>
+      </w:r>
+      <w:r>
+        <w:rPr/>
+        <w:t xml:space="preserve">8×n </w:t>
+      </w:r>
+      <w:r>
+        <w:rPr/>
+        <w:t xml:space="preserve">矩阵、秩为 </w:t>
+      </w:r>
+      <w:r>
+        <w:rPr/>
+        <w:t>6</w:t>
       </w:r>
       <w:r>
         <w:rPr/>
@@ -5740,11 +5655,49 @@
         <w:rPr>
           <w:rStyle w:val="Style13"/>
         </w:rPr>
-        <w:t>w = Π s_i = sqrt(det(J_rJ_rᵀ))</w:t>
-      </w:r>
-      <w:r>
-        <w:rPr/>
-        <w:t xml:space="preserve">。论文用“非零特征值”表述，等价于对秩 </w:t>
+        <w:t>det(J_rJ_rᵀ) = 0</w:t>
+      </w:r>
+      <w:r>
+        <w:rPr/>
+        <w:t>，</w:t>
+      </w:r>
+      <w:r>
+        <w:rPr>
+          <w:rStyle w:val="Style13"/>
+        </w:rPr>
+        <w:t>sqrt(det(·))</w:t>
+      </w:r>
+      <w:r>
+        <w:rPr/>
+        <w:t xml:space="preserve"> </w:t>
+      </w:r>
+      <w:r>
+        <w:rPr/>
+        <w:t>不能直接使用；</w:t>
+      </w:r>
+      <w:r>
+        <w:rPr>
+          <w:rStyle w:val="Style13"/>
+        </w:rPr>
+        <w:t>w</w:t>
+      </w:r>
+      <w:r>
+        <w:rPr/>
+        <w:t xml:space="preserve"> </w:t>
+      </w:r>
+      <w:r>
+        <w:rPr/>
+        <w:t>应取</w:t>
+      </w:r>
+      <w:r>
+        <w:rPr>
+          <w:b/>
+        </w:rPr>
+        <w:t>伪行列式</w:t>
+      </w:r>
+      <w:r>
+        <w:rPr/>
+        <w:t xml:space="preserve">，即 </w:t>
       </w:r>
       <w:r>
         <w:rPr/>
@@ -5752,15 +5705,31 @@
       </w:r>
       <w:r>
         <w:rPr/>
-        <w:t xml:space="preserve">情形取 </w:t>
-      </w:r>
-      <w:r>
-        <w:rPr/>
-        <w:t xml:space="preserve">6 </w:t>
-      </w:r>
-      <w:r>
-        <w:rPr/>
-        <w:t>个奇异值之积。</w:t>
+        <w:t>个非零奇异值之积：</w:t>
+      </w:r>
+      <w:r>
+        <w:rPr>
+          <w:rStyle w:val="Style13"/>
+        </w:rPr>
+        <w:t>w = Π_{i=1..6} s_i = sqrt(pdet(J_rJ_rᵀ))</w:t>
+      </w:r>
+      <w:r>
+        <w:rPr/>
+        <w:t xml:space="preserve">，其中 </w:t>
+      </w:r>
+      <w:r>
+        <w:rPr>
+          <w:rStyle w:val="Style13"/>
+        </w:rPr>
+        <w:t>pdet(·)</w:t>
+      </w:r>
+      <w:r>
+        <w:rPr/>
+        <w:t xml:space="preserve"> </w:t>
+      </w:r>
+      <w:r>
+        <w:rPr/>
+        <w:t>表示非零特征值之积。论文用“非零特征值”表述，与此等价。</w:t>
       </w:r>
     </w:p>
     <w:p>
@@ -6125,19 +6094,6 @@
       <w:r>
         <w:rPr/>
         <w:t>；本实现采用论文式。</w:t>
-      </w:r>
-    </w:p>
-    <w:p>
-      <w:pPr>
-        <w:pStyle w:val="Gap"/>
-        <w:bidi w:val="0"/>
-        <w:spacing w:lineRule="auto" w:line="24" w:before="30" w:after="30"/>
-        <w:ind w:left="30" w:right="30" w:hanging="0"/>
-        <w:rPr/>
-      </w:pPr>
-      <w:r>
-        <w:rPr/>
-        <w:t> </w:t>
       </w:r>
     </w:p>
     <w:p>
@@ -6548,19 +6504,6 @@
     </w:p>
     <w:p>
       <w:pPr>
-        <w:pStyle w:val="Gap"/>
-        <w:bidi w:val="0"/>
-        <w:spacing w:lineRule="auto" w:line="24" w:before="30" w:after="30"/>
-        <w:ind w:left="30" w:right="30" w:hanging="0"/>
-        <w:rPr/>
-      </w:pPr>
-      <w:r>
-        <w:rPr/>
-        <w:t> </w:t>
-      </w:r>
-    </w:p>
-    <w:p>
-      <w:pPr>
         <w:pStyle w:val="2"/>
         <w:keepNext w:val="true"/>
         <w:numPr>
@@ -7065,19 +7008,6 @@
     </w:p>
     <w:p>
       <w:pPr>
-        <w:pStyle w:val="Gap"/>
-        <w:bidi w:val="0"/>
-        <w:spacing w:lineRule="auto" w:line="24" w:before="30" w:after="30"/>
-        <w:ind w:left="30" w:right="30" w:hanging="0"/>
-        <w:rPr/>
-      </w:pPr>
-      <w:r>
-        <w:rPr/>
-        <w:t> </w:t>
-      </w:r>
-    </w:p>
-    <w:p>
-      <w:pPr>
         <w:pStyle w:val="2"/>
         <w:keepNext w:val="true"/>
         <w:numPr>
@@ -9645,19 +9575,6 @@
     </w:p>
     <w:p>
       <w:pPr>
-        <w:pStyle w:val="Gap"/>
-        <w:bidi w:val="0"/>
-        <w:spacing w:lineRule="auto" w:line="24" w:before="30" w:after="30"/>
-        <w:ind w:left="30" w:right="30" w:hanging="0"/>
-        <w:rPr/>
-      </w:pPr>
-      <w:r>
-        <w:rPr/>
-        <w:t> </w:t>
-      </w:r>
-    </w:p>
-    <w:p>
-      <w:pPr>
         <w:pStyle w:val="2"/>
         <w:keepNext w:val="true"/>
         <w:numPr>
@@ -10204,12 +10121,16 @@
           <w:p>
             <w:pPr>
               <w:pStyle w:val="Style28"/>
+              <w:pageBreakBefore/>
               <w:suppressLineNumbers/>
               <w:bidi w:val="0"/>
               <w:spacing w:before="60" w:after="60"/>
               <w:jc w:val="left"/>
               <w:rPr/>
             </w:pPr>
+            <w:r>
+              <w:br w:type="page"/>
+            </w:r>
             <w:r>
               <w:rPr/>
               <w:t>指标</w:t>
@@ -10749,9 +10670,6 @@
           <w:b/>
         </w:rPr>
         <w:t>）</w:t>
-      </w:r>
-      <w:r>
-        <w:br w:type="page"/>
       </w:r>
     </w:p>
     <w:tbl>
@@ -10788,7 +10706,6 @@
           <w:p>
             <w:pPr>
               <w:pStyle w:val="Style28"/>
-              <w:pageBreakBefore/>
               <w:suppressLineNumbers/>
               <w:bidi w:val="0"/>
               <w:spacing w:before="60" w:after="60"/>
@@ -11424,19 +11341,6 @@
       <w:r>
         <w:rPr/>
         <w:t>。</w:t>
-      </w:r>
-    </w:p>
-    <w:p>
-      <w:pPr>
-        <w:pStyle w:val="Gap"/>
-        <w:bidi w:val="0"/>
-        <w:spacing w:lineRule="auto" w:line="24" w:before="30" w:after="30"/>
-        <w:ind w:left="30" w:right="30" w:hanging="0"/>
-        <w:rPr/>
-      </w:pPr>
-      <w:r>
-        <w:rPr/>
-        <w:t> </w:t>
       </w:r>
     </w:p>
     <w:p>
@@ -12361,17 +12265,14 @@
         <w:rPr/>
         <w:t>。</w:t>
       </w:r>
+      <w:r>
+        <w:br w:type="page"/>
+      </w:r>
     </w:p>
     <w:p>
       <w:pPr>
         <w:pStyle w:val="3"/>
-        <w:keepNext w:val="true"/>
-        <w:numPr>
-          <w:ilvl w:val="0"/>
-          <w:numId w:val="0"/>
-        </w:numPr>
         <w:bidi w:val="0"/>
-        <w:spacing w:before="210" w:after="120"/>
         <w:jc w:val="left"/>
         <w:rPr/>
       </w:pPr>
@@ -13482,17 +13383,14 @@
         <w:rPr/>
         <w:t>采样分布，而不是论文强调的聚类与精化。</w:t>
       </w:r>
+      <w:r>
+        <w:br w:type="page"/>
+      </w:r>
     </w:p>
     <w:p>
       <w:pPr>
         <w:pStyle w:val="3"/>
-        <w:keepNext w:val="true"/>
-        <w:numPr>
-          <w:ilvl w:val="0"/>
-          <w:numId w:val="0"/>
-        </w:numPr>
         <w:bidi w:val="0"/>
-        <w:spacing w:before="210" w:after="120"/>
         <w:jc w:val="left"/>
         <w:rPr/>
       </w:pPr>
@@ -14627,19 +14525,6 @@
         <w:rPr/>
         <w:t>置信区间</w:t>
       </w:r>
-    </w:p>
-    <w:p>
-      <w:pPr>
-        <w:pStyle w:val="Gap"/>
-        <w:bidi w:val="0"/>
-        <w:spacing w:lineRule="auto" w:line="24" w:before="30" w:after="30"/>
-        <w:ind w:left="30" w:right="30" w:hanging="0"/>
-        <w:rPr/>
-      </w:pPr>
-      <w:r>
-        <w:rPr/>
-        <w:t> </w:t>
-      </w:r>
       <w:r>
         <w:br w:type="page"/>
       </w:r>
@@ -17181,19 +17066,6 @@
     </w:p>
     <w:p>
       <w:pPr>
-        <w:pStyle w:val="Gap"/>
-        <w:bidi w:val="0"/>
-        <w:spacing w:lineRule="auto" w:line="24" w:before="30" w:after="30"/>
-        <w:ind w:left="30" w:right="30" w:hanging="0"/>
-        <w:rPr/>
-      </w:pPr>
-      <w:r>
-        <w:rPr/>
-        <w:t> </w:t>
-      </w:r>
-    </w:p>
-    <w:p>
-      <w:pPr>
         <w:pStyle w:val="2"/>
         <w:keepNext w:val="true"/>
         <w:numPr>
@@ -17533,19 +17405,6 @@
       <w:r>
         <w:rPr/>
         <w:t>。</w:t>
-      </w:r>
-    </w:p>
-    <w:p>
-      <w:pPr>
-        <w:pStyle w:val="Gap"/>
-        <w:bidi w:val="0"/>
-        <w:spacing w:lineRule="auto" w:line="24" w:before="30" w:after="30"/>
-        <w:ind w:left="30" w:right="30" w:hanging="0"/>
-        <w:rPr/>
-      </w:pPr>
-      <w:r>
-        <w:rPr/>
-        <w:t> </w:t>
       </w:r>
     </w:p>
     <w:p>

--- a/p1/reports/final/P1_FINAL_REPORT.docx
+++ b/p1/reports/final/P1_FINAL_REPORT.docx
@@ -5501,7 +5501,7 @@
         <w:rPr/>
         <w:drawing>
           <wp:inline distT="0" distB="0" distL="0" distR="0">
-            <wp:extent cx="3924300" cy="676275"/>
+            <wp:extent cx="4219575" cy="762000"/>
             <wp:effectExtent l="0" t="0" r="0" b="0"/>
             <wp:docPr id="10" name="图像10" descr=""/>
             <wp:cNvGraphicFramePr>
@@ -5525,7 +5525,7 @@
                   <pic:spPr bwMode="auto">
                     <a:xfrm>
                       <a:off x="0" y="0"/>
-                      <a:ext cx="3924300" cy="676275"/>
+                      <a:ext cx="4219575" cy="762000"/>
                     </a:xfrm>
                     <a:prstGeom prst="rect">
                       <a:avLst/>
